--- a/LAB04/summarize_chapter_6_7.docx
+++ b/LAB04/summarize_chapter_6_7.docx
@@ -4,12 +4,12 @@
   <w:body>
     <w:p>
       <w:pPr>
-        <w:rPr>
-          <w:rFonts w:ascii="Times New Roman" w:hAnsi="Times New Roman" w:cs="Times New Roman"/>
-          <w:b/>
-          <w:bCs/>
-          <w:sz w:val="32"/>
-          <w:szCs w:val="32"/>
+        <w:pStyle w:val="Heading1"/>
+        <w:rPr>
+          <w:rFonts w:ascii="Times New Roman" w:hAnsi="Times New Roman" w:cs="Times New Roman"/>
+          <w:b/>
+          <w:bCs/>
+          <w:color w:val="000000" w:themeColor="text1"/>
         </w:rPr>
       </w:pPr>
       <w:r>
@@ -17,8 +17,7 @@
           <w:rFonts w:ascii="Times New Roman" w:hAnsi="Times New Roman" w:cs="Times New Roman"/>
           <w:b/>
           <w:bCs/>
-          <w:sz w:val="32"/>
-          <w:szCs w:val="32"/>
+          <w:color w:val="000000" w:themeColor="text1"/>
         </w:rPr>
         <w:t xml:space="preserve">6. </w:t>
       </w:r>
@@ -28,8 +27,7 @@
           <w:rFonts w:ascii="Times New Roman" w:hAnsi="Times New Roman" w:cs="Times New Roman"/>
           <w:b/>
           <w:bCs/>
-          <w:sz w:val="32"/>
-          <w:szCs w:val="32"/>
+          <w:color w:val="000000" w:themeColor="text1"/>
         </w:rPr>
         <w:t>Tiểu</w:t>
       </w:r>
@@ -39,19 +37,17 @@
           <w:rFonts w:ascii="Times New Roman" w:hAnsi="Times New Roman" w:cs="Times New Roman"/>
           <w:b/>
           <w:bCs/>
-          <w:sz w:val="32"/>
-          <w:szCs w:val="32"/>
-        </w:rPr>
-        <w:t xml:space="preserve"> </w:t>
-      </w:r>
-      <w:proofErr w:type="spellStart"/>
-      <w:r>
-        <w:rPr>
-          <w:rFonts w:ascii="Times New Roman" w:hAnsi="Times New Roman" w:cs="Times New Roman"/>
-          <w:b/>
-          <w:bCs/>
-          <w:sz w:val="32"/>
-          <w:szCs w:val="32"/>
+          <w:color w:val="000000" w:themeColor="text1"/>
+        </w:rPr>
+        <w:t xml:space="preserve"> </w:t>
+      </w:r>
+      <w:proofErr w:type="spellStart"/>
+      <w:r>
+        <w:rPr>
+          <w:rFonts w:ascii="Times New Roman" w:hAnsi="Times New Roman" w:cs="Times New Roman"/>
+          <w:b/>
+          <w:bCs/>
+          <w:color w:val="000000" w:themeColor="text1"/>
         </w:rPr>
         <w:t>đường</w:t>
       </w:r>
@@ -61,19 +57,17 @@
           <w:rFonts w:ascii="Times New Roman" w:hAnsi="Times New Roman" w:cs="Times New Roman"/>
           <w:b/>
           <w:bCs/>
-          <w:sz w:val="32"/>
-          <w:szCs w:val="32"/>
-        </w:rPr>
-        <w:t xml:space="preserve"> </w:t>
-      </w:r>
-      <w:proofErr w:type="spellStart"/>
-      <w:r>
-        <w:rPr>
-          <w:rFonts w:ascii="Times New Roman" w:hAnsi="Times New Roman" w:cs="Times New Roman"/>
-          <w:b/>
-          <w:bCs/>
-          <w:sz w:val="32"/>
-          <w:szCs w:val="32"/>
+          <w:color w:val="000000" w:themeColor="text1"/>
+        </w:rPr>
+        <w:t xml:space="preserve"> </w:t>
+      </w:r>
+      <w:proofErr w:type="spellStart"/>
+      <w:r>
+        <w:rPr>
+          <w:rFonts w:ascii="Times New Roman" w:hAnsi="Times New Roman" w:cs="Times New Roman"/>
+          <w:b/>
+          <w:bCs/>
+          <w:color w:val="000000" w:themeColor="text1"/>
         </w:rPr>
         <w:t>thai</w:t>
       </w:r>
@@ -83,19 +77,17 @@
           <w:rFonts w:ascii="Times New Roman" w:hAnsi="Times New Roman" w:cs="Times New Roman"/>
           <w:b/>
           <w:bCs/>
-          <w:sz w:val="32"/>
-          <w:szCs w:val="32"/>
-        </w:rPr>
-        <w:t xml:space="preserve"> </w:t>
-      </w:r>
-      <w:proofErr w:type="spellStart"/>
-      <w:r>
-        <w:rPr>
-          <w:rFonts w:ascii="Times New Roman" w:hAnsi="Times New Roman" w:cs="Times New Roman"/>
-          <w:b/>
-          <w:bCs/>
-          <w:sz w:val="32"/>
-          <w:szCs w:val="32"/>
+          <w:color w:val="000000" w:themeColor="text1"/>
+        </w:rPr>
+        <w:t xml:space="preserve"> </w:t>
+      </w:r>
+      <w:proofErr w:type="spellStart"/>
+      <w:r>
+        <w:rPr>
+          <w:rFonts w:ascii="Times New Roman" w:hAnsi="Times New Roman" w:cs="Times New Roman"/>
+          <w:b/>
+          <w:bCs/>
+          <w:color w:val="000000" w:themeColor="text1"/>
         </w:rPr>
         <w:t>kỳ</w:t>
       </w:r>
@@ -105,19 +97,17 @@
           <w:rFonts w:ascii="Times New Roman" w:hAnsi="Times New Roman" w:cs="Times New Roman"/>
           <w:b/>
           <w:bCs/>
-          <w:sz w:val="32"/>
-          <w:szCs w:val="32"/>
-        </w:rPr>
-        <w:t xml:space="preserve"> </w:t>
-      </w:r>
-      <w:proofErr w:type="spellStart"/>
-      <w:r>
-        <w:rPr>
-          <w:rFonts w:ascii="Times New Roman" w:hAnsi="Times New Roman" w:cs="Times New Roman"/>
-          <w:b/>
-          <w:bCs/>
-          <w:sz w:val="32"/>
-          <w:szCs w:val="32"/>
+          <w:color w:val="000000" w:themeColor="text1"/>
+        </w:rPr>
+        <w:t xml:space="preserve"> </w:t>
+      </w:r>
+      <w:proofErr w:type="spellStart"/>
+      <w:r>
+        <w:rPr>
+          <w:rFonts w:ascii="Times New Roman" w:hAnsi="Times New Roman" w:cs="Times New Roman"/>
+          <w:b/>
+          <w:bCs/>
+          <w:color w:val="000000" w:themeColor="text1"/>
         </w:rPr>
         <w:t>và</w:t>
       </w:r>
@@ -127,19 +117,17 @@
           <w:rFonts w:ascii="Times New Roman" w:hAnsi="Times New Roman" w:cs="Times New Roman"/>
           <w:b/>
           <w:bCs/>
-          <w:sz w:val="32"/>
-          <w:szCs w:val="32"/>
-        </w:rPr>
-        <w:t xml:space="preserve"> </w:t>
-      </w:r>
-      <w:proofErr w:type="spellStart"/>
-      <w:r>
-        <w:rPr>
-          <w:rFonts w:ascii="Times New Roman" w:hAnsi="Times New Roman" w:cs="Times New Roman"/>
-          <w:b/>
-          <w:bCs/>
-          <w:sz w:val="32"/>
-          <w:szCs w:val="32"/>
+          <w:color w:val="000000" w:themeColor="text1"/>
+        </w:rPr>
+        <w:t xml:space="preserve"> </w:t>
+      </w:r>
+      <w:proofErr w:type="spellStart"/>
+      <w:r>
+        <w:rPr>
+          <w:rFonts w:ascii="Times New Roman" w:hAnsi="Times New Roman" w:cs="Times New Roman"/>
+          <w:b/>
+          <w:bCs/>
+          <w:color w:val="000000" w:themeColor="text1"/>
         </w:rPr>
         <w:t>tăng</w:t>
       </w:r>
@@ -149,19 +137,17 @@
           <w:rFonts w:ascii="Times New Roman" w:hAnsi="Times New Roman" w:cs="Times New Roman"/>
           <w:b/>
           <w:bCs/>
-          <w:sz w:val="32"/>
-          <w:szCs w:val="32"/>
-        </w:rPr>
-        <w:t xml:space="preserve"> </w:t>
-      </w:r>
-      <w:proofErr w:type="spellStart"/>
-      <w:r>
-        <w:rPr>
-          <w:rFonts w:ascii="Times New Roman" w:hAnsi="Times New Roman" w:cs="Times New Roman"/>
-          <w:b/>
-          <w:bCs/>
-          <w:sz w:val="32"/>
-          <w:szCs w:val="32"/>
+          <w:color w:val="000000" w:themeColor="text1"/>
+        </w:rPr>
+        <w:t xml:space="preserve"> </w:t>
+      </w:r>
+      <w:proofErr w:type="spellStart"/>
+      <w:r>
+        <w:rPr>
+          <w:rFonts w:ascii="Times New Roman" w:hAnsi="Times New Roman" w:cs="Times New Roman"/>
+          <w:b/>
+          <w:bCs/>
+          <w:color w:val="000000" w:themeColor="text1"/>
         </w:rPr>
         <w:t>đường</w:t>
       </w:r>
@@ -171,19 +157,17 @@
           <w:rFonts w:ascii="Times New Roman" w:hAnsi="Times New Roman" w:cs="Times New Roman"/>
           <w:b/>
           <w:bCs/>
-          <w:sz w:val="32"/>
-          <w:szCs w:val="32"/>
-        </w:rPr>
-        <w:t xml:space="preserve"> </w:t>
-      </w:r>
-      <w:proofErr w:type="spellStart"/>
-      <w:r>
-        <w:rPr>
-          <w:rFonts w:ascii="Times New Roman" w:hAnsi="Times New Roman" w:cs="Times New Roman"/>
-          <w:b/>
-          <w:bCs/>
-          <w:sz w:val="32"/>
-          <w:szCs w:val="32"/>
+          <w:color w:val="000000" w:themeColor="text1"/>
+        </w:rPr>
+        <w:t xml:space="preserve"> </w:t>
+      </w:r>
+      <w:proofErr w:type="spellStart"/>
+      <w:r>
+        <w:rPr>
+          <w:rFonts w:ascii="Times New Roman" w:hAnsi="Times New Roman" w:cs="Times New Roman"/>
+          <w:b/>
+          <w:bCs/>
+          <w:color w:val="000000" w:themeColor="text1"/>
         </w:rPr>
         <w:t>huyết</w:t>
       </w:r>
@@ -193,19 +177,17 @@
           <w:rFonts w:ascii="Times New Roman" w:hAnsi="Times New Roman" w:cs="Times New Roman"/>
           <w:b/>
           <w:bCs/>
-          <w:sz w:val="32"/>
-          <w:szCs w:val="32"/>
-        </w:rPr>
-        <w:t xml:space="preserve"> </w:t>
-      </w:r>
-      <w:proofErr w:type="spellStart"/>
-      <w:r>
-        <w:rPr>
-          <w:rFonts w:ascii="Times New Roman" w:hAnsi="Times New Roman" w:cs="Times New Roman"/>
-          <w:b/>
-          <w:bCs/>
-          <w:sz w:val="32"/>
-          <w:szCs w:val="32"/>
+          <w:color w:val="000000" w:themeColor="text1"/>
+        </w:rPr>
+        <w:t xml:space="preserve"> </w:t>
+      </w:r>
+      <w:proofErr w:type="spellStart"/>
+      <w:r>
+        <w:rPr>
+          <w:rFonts w:ascii="Times New Roman" w:hAnsi="Times New Roman" w:cs="Times New Roman"/>
+          <w:b/>
+          <w:bCs/>
+          <w:color w:val="000000" w:themeColor="text1"/>
         </w:rPr>
         <w:t>thai</w:t>
       </w:r>
@@ -215,19 +197,17 @@
           <w:rFonts w:ascii="Times New Roman" w:hAnsi="Times New Roman" w:cs="Times New Roman"/>
           <w:b/>
           <w:bCs/>
-          <w:sz w:val="32"/>
-          <w:szCs w:val="32"/>
-        </w:rPr>
-        <w:t xml:space="preserve"> </w:t>
-      </w:r>
-      <w:proofErr w:type="spellStart"/>
-      <w:r>
-        <w:rPr>
-          <w:rFonts w:ascii="Times New Roman" w:hAnsi="Times New Roman" w:cs="Times New Roman"/>
-          <w:b/>
-          <w:bCs/>
-          <w:sz w:val="32"/>
-          <w:szCs w:val="32"/>
+          <w:color w:val="000000" w:themeColor="text1"/>
+        </w:rPr>
+        <w:t xml:space="preserve"> </w:t>
+      </w:r>
+      <w:proofErr w:type="spellStart"/>
+      <w:r>
+        <w:rPr>
+          <w:rFonts w:ascii="Times New Roman" w:hAnsi="Times New Roman" w:cs="Times New Roman"/>
+          <w:b/>
+          <w:bCs/>
+          <w:color w:val="000000" w:themeColor="text1"/>
         </w:rPr>
         <w:t>kỳ</w:t>
       </w:r>
@@ -4672,12 +4652,12 @@
     </w:p>
     <w:p>
       <w:pPr>
-        <w:rPr>
-          <w:rFonts w:ascii="Times New Roman" w:hAnsi="Times New Roman" w:cs="Times New Roman"/>
-          <w:b/>
-          <w:bCs/>
-          <w:sz w:val="32"/>
-          <w:szCs w:val="32"/>
+        <w:pStyle w:val="Heading2"/>
+        <w:rPr>
+          <w:rFonts w:ascii="Times New Roman" w:hAnsi="Times New Roman" w:cs="Times New Roman"/>
+          <w:b/>
+          <w:bCs/>
+          <w:color w:val="000000" w:themeColor="text1"/>
         </w:rPr>
       </w:pPr>
       <w:r>
@@ -4685,8 +4665,7 @@
           <w:rFonts w:ascii="Times New Roman" w:hAnsi="Times New Roman" w:cs="Times New Roman"/>
           <w:b/>
           <w:bCs/>
-          <w:sz w:val="32"/>
-          <w:szCs w:val="32"/>
+          <w:color w:val="000000" w:themeColor="text1"/>
         </w:rPr>
         <w:t xml:space="preserve">6.1. </w:t>
       </w:r>
@@ -4696,8 +4675,7 @@
           <w:rFonts w:ascii="Times New Roman" w:hAnsi="Times New Roman" w:cs="Times New Roman"/>
           <w:b/>
           <w:bCs/>
-          <w:sz w:val="32"/>
-          <w:szCs w:val="32"/>
+          <w:color w:val="000000" w:themeColor="text1"/>
         </w:rPr>
         <w:t>Chẩn</w:t>
       </w:r>
@@ -4707,19 +4685,17 @@
           <w:rFonts w:ascii="Times New Roman" w:hAnsi="Times New Roman" w:cs="Times New Roman"/>
           <w:b/>
           <w:bCs/>
-          <w:sz w:val="32"/>
-          <w:szCs w:val="32"/>
-        </w:rPr>
-        <w:t xml:space="preserve"> </w:t>
-      </w:r>
-      <w:proofErr w:type="spellStart"/>
-      <w:r>
-        <w:rPr>
-          <w:rFonts w:ascii="Times New Roman" w:hAnsi="Times New Roman" w:cs="Times New Roman"/>
-          <w:b/>
-          <w:bCs/>
-          <w:sz w:val="32"/>
-          <w:szCs w:val="32"/>
+          <w:color w:val="000000" w:themeColor="text1"/>
+        </w:rPr>
+        <w:t xml:space="preserve"> </w:t>
+      </w:r>
+      <w:proofErr w:type="spellStart"/>
+      <w:r>
+        <w:rPr>
+          <w:rFonts w:ascii="Times New Roman" w:hAnsi="Times New Roman" w:cs="Times New Roman"/>
+          <w:b/>
+          <w:bCs/>
+          <w:color w:val="000000" w:themeColor="text1"/>
         </w:rPr>
         <w:t>đoán</w:t>
       </w:r>
@@ -4729,19 +4705,17 @@
           <w:rFonts w:ascii="Times New Roman" w:hAnsi="Times New Roman" w:cs="Times New Roman"/>
           <w:b/>
           <w:bCs/>
-          <w:sz w:val="32"/>
-          <w:szCs w:val="32"/>
-        </w:rPr>
-        <w:t xml:space="preserve"> </w:t>
-      </w:r>
-      <w:proofErr w:type="spellStart"/>
-      <w:r>
-        <w:rPr>
-          <w:rFonts w:ascii="Times New Roman" w:hAnsi="Times New Roman" w:cs="Times New Roman"/>
-          <w:b/>
-          <w:bCs/>
-          <w:sz w:val="32"/>
-          <w:szCs w:val="32"/>
+          <w:color w:val="000000" w:themeColor="text1"/>
+        </w:rPr>
+        <w:t xml:space="preserve"> </w:t>
+      </w:r>
+      <w:proofErr w:type="spellStart"/>
+      <w:r>
+        <w:rPr>
+          <w:rFonts w:ascii="Times New Roman" w:hAnsi="Times New Roman" w:cs="Times New Roman"/>
+          <w:b/>
+          <w:bCs/>
+          <w:color w:val="000000" w:themeColor="text1"/>
         </w:rPr>
         <w:t>bệnh</w:t>
       </w:r>
@@ -4751,19 +4725,17 @@
           <w:rFonts w:ascii="Times New Roman" w:hAnsi="Times New Roman" w:cs="Times New Roman"/>
           <w:b/>
           <w:bCs/>
-          <w:sz w:val="32"/>
-          <w:szCs w:val="32"/>
-        </w:rPr>
-        <w:t xml:space="preserve"> </w:t>
-      </w:r>
-      <w:proofErr w:type="spellStart"/>
-      <w:r>
-        <w:rPr>
-          <w:rFonts w:ascii="Times New Roman" w:hAnsi="Times New Roman" w:cs="Times New Roman"/>
-          <w:b/>
-          <w:bCs/>
-          <w:sz w:val="32"/>
-          <w:szCs w:val="32"/>
+          <w:color w:val="000000" w:themeColor="text1"/>
+        </w:rPr>
+        <w:t xml:space="preserve"> </w:t>
+      </w:r>
+      <w:proofErr w:type="spellStart"/>
+      <w:r>
+        <w:rPr>
+          <w:rFonts w:ascii="Times New Roman" w:hAnsi="Times New Roman" w:cs="Times New Roman"/>
+          <w:b/>
+          <w:bCs/>
+          <w:color w:val="000000" w:themeColor="text1"/>
         </w:rPr>
         <w:t>tiểu</w:t>
       </w:r>
@@ -4773,19 +4745,17 @@
           <w:rFonts w:ascii="Times New Roman" w:hAnsi="Times New Roman" w:cs="Times New Roman"/>
           <w:b/>
           <w:bCs/>
-          <w:sz w:val="32"/>
-          <w:szCs w:val="32"/>
-        </w:rPr>
-        <w:t xml:space="preserve"> </w:t>
-      </w:r>
-      <w:proofErr w:type="spellStart"/>
-      <w:r>
-        <w:rPr>
-          <w:rFonts w:ascii="Times New Roman" w:hAnsi="Times New Roman" w:cs="Times New Roman"/>
-          <w:b/>
-          <w:bCs/>
-          <w:sz w:val="32"/>
-          <w:szCs w:val="32"/>
+          <w:color w:val="000000" w:themeColor="text1"/>
+        </w:rPr>
+        <w:t xml:space="preserve"> </w:t>
+      </w:r>
+      <w:proofErr w:type="spellStart"/>
+      <w:r>
+        <w:rPr>
+          <w:rFonts w:ascii="Times New Roman" w:hAnsi="Times New Roman" w:cs="Times New Roman"/>
+          <w:b/>
+          <w:bCs/>
+          <w:color w:val="000000" w:themeColor="text1"/>
         </w:rPr>
         <w:t>đường</w:t>
       </w:r>
@@ -4795,19 +4765,17 @@
           <w:rFonts w:ascii="Times New Roman" w:hAnsi="Times New Roman" w:cs="Times New Roman"/>
           <w:b/>
           <w:bCs/>
-          <w:sz w:val="32"/>
-          <w:szCs w:val="32"/>
-        </w:rPr>
-        <w:t xml:space="preserve"> </w:t>
-      </w:r>
-      <w:proofErr w:type="spellStart"/>
-      <w:r>
-        <w:rPr>
-          <w:rFonts w:ascii="Times New Roman" w:hAnsi="Times New Roman" w:cs="Times New Roman"/>
-          <w:b/>
-          <w:bCs/>
-          <w:sz w:val="32"/>
-          <w:szCs w:val="32"/>
+          <w:color w:val="000000" w:themeColor="text1"/>
+        </w:rPr>
+        <w:t xml:space="preserve"> </w:t>
+      </w:r>
+      <w:proofErr w:type="spellStart"/>
+      <w:r>
+        <w:rPr>
+          <w:rFonts w:ascii="Times New Roman" w:hAnsi="Times New Roman" w:cs="Times New Roman"/>
+          <w:b/>
+          <w:bCs/>
+          <w:color w:val="000000" w:themeColor="text1"/>
         </w:rPr>
         <w:t>thai</w:t>
       </w:r>
@@ -4817,19 +4785,17 @@
           <w:rFonts w:ascii="Times New Roman" w:hAnsi="Times New Roman" w:cs="Times New Roman"/>
           <w:b/>
           <w:bCs/>
-          <w:sz w:val="32"/>
-          <w:szCs w:val="32"/>
-        </w:rPr>
-        <w:t xml:space="preserve"> </w:t>
-      </w:r>
-      <w:proofErr w:type="spellStart"/>
-      <w:r>
-        <w:rPr>
-          <w:rFonts w:ascii="Times New Roman" w:hAnsi="Times New Roman" w:cs="Times New Roman"/>
-          <w:b/>
-          <w:bCs/>
-          <w:sz w:val="32"/>
-          <w:szCs w:val="32"/>
+          <w:color w:val="000000" w:themeColor="text1"/>
+        </w:rPr>
+        <w:t xml:space="preserve"> </w:t>
+      </w:r>
+      <w:proofErr w:type="spellStart"/>
+      <w:r>
+        <w:rPr>
+          <w:rFonts w:ascii="Times New Roman" w:hAnsi="Times New Roman" w:cs="Times New Roman"/>
+          <w:b/>
+          <w:bCs/>
+          <w:color w:val="000000" w:themeColor="text1"/>
         </w:rPr>
         <w:t>kỳ</w:t>
       </w:r>
@@ -7707,16 +7673,16 @@
           <w:sz w:val="32"/>
           <w:szCs w:val="32"/>
         </w:rPr>
-        <w:t xml:space="preserve"> d</w:t>
-      </w:r>
-      <w:proofErr w:type="spellStart"/>
-      <w:r>
-        <w:rPr>
-          <w:rFonts w:ascii="Times New Roman" w:hAnsi="Times New Roman" w:cs="Times New Roman"/>
-          <w:sz w:val="32"/>
-          <w:szCs w:val="32"/>
-        </w:rPr>
-        <w:t>ù</w:t>
+        <w:t xml:space="preserve"> </w:t>
+      </w:r>
+      <w:proofErr w:type="spellStart"/>
+      <w:r>
+        <w:rPr>
+          <w:rFonts w:ascii="Times New Roman" w:hAnsi="Times New Roman" w:cs="Times New Roman"/>
+          <w:sz w:val="32"/>
+          <w:szCs w:val="32"/>
+        </w:rPr>
+        <w:t>dù</w:t>
       </w:r>
       <w:proofErr w:type="spellEnd"/>
       <w:r>
@@ -8189,12 +8155,12 @@
     </w:p>
     <w:p>
       <w:pPr>
-        <w:rPr>
-          <w:rFonts w:ascii="Times New Roman" w:hAnsi="Times New Roman" w:cs="Times New Roman"/>
-          <w:b/>
-          <w:bCs/>
-          <w:sz w:val="32"/>
-          <w:szCs w:val="32"/>
+        <w:pStyle w:val="Heading1"/>
+        <w:rPr>
+          <w:rFonts w:ascii="Times New Roman" w:hAnsi="Times New Roman" w:cs="Times New Roman"/>
+          <w:b/>
+          <w:bCs/>
+          <w:color w:val="000000" w:themeColor="text1"/>
         </w:rPr>
       </w:pPr>
       <w:r>
@@ -8202,8 +8168,7 @@
           <w:rFonts w:ascii="Times New Roman" w:hAnsi="Times New Roman" w:cs="Times New Roman"/>
           <w:b/>
           <w:bCs/>
-          <w:sz w:val="32"/>
-          <w:szCs w:val="32"/>
+          <w:color w:val="000000" w:themeColor="text1"/>
         </w:rPr>
         <w:t xml:space="preserve">7. </w:t>
       </w:r>
@@ -8213,8 +8178,7 @@
           <w:rFonts w:ascii="Times New Roman" w:hAnsi="Times New Roman" w:cs="Times New Roman"/>
           <w:b/>
           <w:bCs/>
-          <w:sz w:val="32"/>
-          <w:szCs w:val="32"/>
+          <w:color w:val="000000" w:themeColor="text1"/>
         </w:rPr>
         <w:t>Mô</w:t>
       </w:r>
@@ -8224,19 +8188,17 @@
           <w:rFonts w:ascii="Times New Roman" w:hAnsi="Times New Roman" w:cs="Times New Roman"/>
           <w:b/>
           <w:bCs/>
-          <w:sz w:val="32"/>
-          <w:szCs w:val="32"/>
-        </w:rPr>
-        <w:t xml:space="preserve"> </w:t>
-      </w:r>
-      <w:proofErr w:type="spellStart"/>
-      <w:r>
-        <w:rPr>
-          <w:rFonts w:ascii="Times New Roman" w:hAnsi="Times New Roman" w:cs="Times New Roman"/>
-          <w:b/>
-          <w:bCs/>
-          <w:sz w:val="32"/>
-          <w:szCs w:val="32"/>
+          <w:color w:val="000000" w:themeColor="text1"/>
+        </w:rPr>
+        <w:t xml:space="preserve"> </w:t>
+      </w:r>
+      <w:proofErr w:type="spellStart"/>
+      <w:r>
+        <w:rPr>
+          <w:rFonts w:ascii="Times New Roman" w:hAnsi="Times New Roman" w:cs="Times New Roman"/>
+          <w:b/>
+          <w:bCs/>
+          <w:color w:val="000000" w:themeColor="text1"/>
         </w:rPr>
         <w:t>tả</w:t>
       </w:r>
@@ -8246,19 +8208,17 @@
           <w:rFonts w:ascii="Times New Roman" w:hAnsi="Times New Roman" w:cs="Times New Roman"/>
           <w:b/>
           <w:bCs/>
-          <w:sz w:val="32"/>
-          <w:szCs w:val="32"/>
-        </w:rPr>
-        <w:t xml:space="preserve"> </w:t>
-      </w:r>
-      <w:proofErr w:type="spellStart"/>
-      <w:r>
-        <w:rPr>
-          <w:rFonts w:ascii="Times New Roman" w:hAnsi="Times New Roman" w:cs="Times New Roman"/>
-          <w:b/>
-          <w:bCs/>
-          <w:sz w:val="32"/>
-          <w:szCs w:val="32"/>
+          <w:color w:val="000000" w:themeColor="text1"/>
+        </w:rPr>
+        <w:t xml:space="preserve"> </w:t>
+      </w:r>
+      <w:proofErr w:type="spellStart"/>
+      <w:r>
+        <w:rPr>
+          <w:rFonts w:ascii="Times New Roman" w:hAnsi="Times New Roman" w:cs="Times New Roman"/>
+          <w:b/>
+          <w:bCs/>
+          <w:color w:val="000000" w:themeColor="text1"/>
         </w:rPr>
         <w:t>các</w:t>
       </w:r>
@@ -8268,19 +8228,17 @@
           <w:rFonts w:ascii="Times New Roman" w:hAnsi="Times New Roman" w:cs="Times New Roman"/>
           <w:b/>
           <w:bCs/>
-          <w:sz w:val="32"/>
-          <w:szCs w:val="32"/>
-        </w:rPr>
-        <w:t xml:space="preserve"> </w:t>
-      </w:r>
-      <w:proofErr w:type="spellStart"/>
-      <w:r>
-        <w:rPr>
-          <w:rFonts w:ascii="Times New Roman" w:hAnsi="Times New Roman" w:cs="Times New Roman"/>
-          <w:b/>
-          <w:bCs/>
-          <w:sz w:val="32"/>
-          <w:szCs w:val="32"/>
+          <w:color w:val="000000" w:themeColor="text1"/>
+        </w:rPr>
+        <w:t xml:space="preserve"> </w:t>
+      </w:r>
+      <w:proofErr w:type="spellStart"/>
+      <w:r>
+        <w:rPr>
+          <w:rFonts w:ascii="Times New Roman" w:hAnsi="Times New Roman" w:cs="Times New Roman"/>
+          <w:b/>
+          <w:bCs/>
+          <w:color w:val="000000" w:themeColor="text1"/>
         </w:rPr>
         <w:t>loại</w:t>
       </w:r>
@@ -8290,19 +8248,17 @@
           <w:rFonts w:ascii="Times New Roman" w:hAnsi="Times New Roman" w:cs="Times New Roman"/>
           <w:b/>
           <w:bCs/>
-          <w:sz w:val="32"/>
-          <w:szCs w:val="32"/>
-        </w:rPr>
-        <w:t xml:space="preserve"> </w:t>
-      </w:r>
-      <w:proofErr w:type="spellStart"/>
-      <w:r>
-        <w:rPr>
-          <w:rFonts w:ascii="Times New Roman" w:hAnsi="Times New Roman" w:cs="Times New Roman"/>
-          <w:b/>
-          <w:bCs/>
-          <w:sz w:val="32"/>
-          <w:szCs w:val="32"/>
+          <w:color w:val="000000" w:themeColor="text1"/>
+        </w:rPr>
+        <w:t xml:space="preserve"> </w:t>
+      </w:r>
+      <w:proofErr w:type="spellStart"/>
+      <w:r>
+        <w:rPr>
+          <w:rFonts w:ascii="Times New Roman" w:hAnsi="Times New Roman" w:cs="Times New Roman"/>
+          <w:b/>
+          <w:bCs/>
+          <w:color w:val="000000" w:themeColor="text1"/>
         </w:rPr>
         <w:t>nguyên</w:t>
       </w:r>
@@ -8312,19 +8268,17 @@
           <w:rFonts w:ascii="Times New Roman" w:hAnsi="Times New Roman" w:cs="Times New Roman"/>
           <w:b/>
           <w:bCs/>
-          <w:sz w:val="32"/>
-          <w:szCs w:val="32"/>
-        </w:rPr>
-        <w:t xml:space="preserve"> </w:t>
-      </w:r>
-      <w:proofErr w:type="spellStart"/>
-      <w:r>
-        <w:rPr>
-          <w:rFonts w:ascii="Times New Roman" w:hAnsi="Times New Roman" w:cs="Times New Roman"/>
-          <w:b/>
-          <w:bCs/>
-          <w:sz w:val="32"/>
-          <w:szCs w:val="32"/>
+          <w:color w:val="000000" w:themeColor="text1"/>
+        </w:rPr>
+        <w:t xml:space="preserve"> </w:t>
+      </w:r>
+      <w:proofErr w:type="spellStart"/>
+      <w:r>
+        <w:rPr>
+          <w:rFonts w:ascii="Times New Roman" w:hAnsi="Times New Roman" w:cs="Times New Roman"/>
+          <w:b/>
+          <w:bCs/>
+          <w:color w:val="000000" w:themeColor="text1"/>
         </w:rPr>
         <w:t>nhân</w:t>
       </w:r>
@@ -8334,19 +8288,17 @@
           <w:rFonts w:ascii="Times New Roman" w:hAnsi="Times New Roman" w:cs="Times New Roman"/>
           <w:b/>
           <w:bCs/>
-          <w:sz w:val="32"/>
-          <w:szCs w:val="32"/>
-        </w:rPr>
-        <w:t xml:space="preserve"> </w:t>
-      </w:r>
-      <w:proofErr w:type="spellStart"/>
-      <w:r>
-        <w:rPr>
-          <w:rFonts w:ascii="Times New Roman" w:hAnsi="Times New Roman" w:cs="Times New Roman"/>
-          <w:b/>
-          <w:bCs/>
-          <w:sz w:val="32"/>
-          <w:szCs w:val="32"/>
+          <w:color w:val="000000" w:themeColor="text1"/>
+        </w:rPr>
+        <w:t xml:space="preserve"> </w:t>
+      </w:r>
+      <w:proofErr w:type="spellStart"/>
+      <w:r>
+        <w:rPr>
+          <w:rFonts w:ascii="Times New Roman" w:hAnsi="Times New Roman" w:cs="Times New Roman"/>
+          <w:b/>
+          <w:bCs/>
+          <w:color w:val="000000" w:themeColor="text1"/>
         </w:rPr>
         <w:t>gây</w:t>
       </w:r>
@@ -8356,19 +8308,17 @@
           <w:rFonts w:ascii="Times New Roman" w:hAnsi="Times New Roman" w:cs="Times New Roman"/>
           <w:b/>
           <w:bCs/>
-          <w:sz w:val="32"/>
-          <w:szCs w:val="32"/>
-        </w:rPr>
-        <w:t xml:space="preserve"> </w:t>
-      </w:r>
-      <w:proofErr w:type="spellStart"/>
-      <w:r>
-        <w:rPr>
-          <w:rFonts w:ascii="Times New Roman" w:hAnsi="Times New Roman" w:cs="Times New Roman"/>
-          <w:b/>
-          <w:bCs/>
-          <w:sz w:val="32"/>
-          <w:szCs w:val="32"/>
+          <w:color w:val="000000" w:themeColor="text1"/>
+        </w:rPr>
+        <w:t xml:space="preserve"> </w:t>
+      </w:r>
+      <w:proofErr w:type="spellStart"/>
+      <w:r>
+        <w:rPr>
+          <w:rFonts w:ascii="Times New Roman" w:hAnsi="Times New Roman" w:cs="Times New Roman"/>
+          <w:b/>
+          <w:bCs/>
+          <w:color w:val="000000" w:themeColor="text1"/>
         </w:rPr>
         <w:t>bệnh</w:t>
       </w:r>
@@ -9042,12 +8992,12 @@
     </w:p>
     <w:p>
       <w:pPr>
-        <w:rPr>
-          <w:rFonts w:ascii="Times New Roman" w:hAnsi="Times New Roman" w:cs="Times New Roman"/>
-          <w:b/>
-          <w:bCs/>
-          <w:sz w:val="32"/>
-          <w:szCs w:val="32"/>
+        <w:pStyle w:val="Heading2"/>
+        <w:rPr>
+          <w:rFonts w:ascii="Times New Roman" w:hAnsi="Times New Roman" w:cs="Times New Roman"/>
+          <w:b/>
+          <w:bCs/>
+          <w:color w:val="000000" w:themeColor="text1"/>
         </w:rPr>
       </w:pPr>
       <w:r>
@@ -9055,8 +9005,7 @@
           <w:rFonts w:ascii="Times New Roman" w:hAnsi="Times New Roman" w:cs="Times New Roman"/>
           <w:b/>
           <w:bCs/>
-          <w:sz w:val="32"/>
-          <w:szCs w:val="32"/>
+          <w:color w:val="000000" w:themeColor="text1"/>
         </w:rPr>
         <w:t xml:space="preserve">7.1 </w:t>
       </w:r>
@@ -9066,8 +9015,7 @@
           <w:rFonts w:ascii="Times New Roman" w:hAnsi="Times New Roman" w:cs="Times New Roman"/>
           <w:b/>
           <w:bCs/>
-          <w:sz w:val="32"/>
-          <w:szCs w:val="32"/>
+          <w:color w:val="000000" w:themeColor="text1"/>
         </w:rPr>
         <w:t>Loại</w:t>
       </w:r>
@@ -9077,61 +9025,37 @@
           <w:rFonts w:ascii="Times New Roman" w:hAnsi="Times New Roman" w:cs="Times New Roman"/>
           <w:b/>
           <w:bCs/>
-          <w:sz w:val="32"/>
-          <w:szCs w:val="32"/>
-        </w:rPr>
-        <w:t xml:space="preserve"> 1</w:t>
-      </w:r>
-      <w:r>
-        <w:rPr>
-          <w:rFonts w:ascii="Times New Roman" w:hAnsi="Times New Roman" w:cs="Times New Roman"/>
-          <w:b/>
-          <w:bCs/>
-          <w:sz w:val="32"/>
-          <w:szCs w:val="32"/>
-        </w:rPr>
-        <w:t xml:space="preserve"> – Type 1</w:t>
-      </w:r>
-      <w:r>
-        <w:rPr>
-          <w:rFonts w:ascii="Times New Roman" w:hAnsi="Times New Roman" w:cs="Times New Roman"/>
-          <w:b/>
-          <w:bCs/>
-          <w:sz w:val="32"/>
-          <w:szCs w:val="32"/>
-        </w:rPr>
-        <w:t xml:space="preserve"> (h</w:t>
-      </w:r>
-      <w:proofErr w:type="spellStart"/>
-      <w:r>
-        <w:rPr>
-          <w:rFonts w:ascii="Times New Roman" w:hAnsi="Times New Roman" w:cs="Times New Roman"/>
-          <w:b/>
-          <w:bCs/>
-          <w:sz w:val="32"/>
-          <w:szCs w:val="32"/>
-        </w:rPr>
-        <w:t>ủy</w:t>
-      </w:r>
-      <w:proofErr w:type="spellEnd"/>
-      <w:r>
-        <w:rPr>
-          <w:rFonts w:ascii="Times New Roman" w:hAnsi="Times New Roman" w:cs="Times New Roman"/>
-          <w:b/>
-          <w:bCs/>
-          <w:sz w:val="32"/>
-          <w:szCs w:val="32"/>
-        </w:rPr>
-        <w:t xml:space="preserve"> </w:t>
-      </w:r>
-      <w:proofErr w:type="spellStart"/>
-      <w:r>
-        <w:rPr>
-          <w:rFonts w:ascii="Times New Roman" w:hAnsi="Times New Roman" w:cs="Times New Roman"/>
-          <w:b/>
-          <w:bCs/>
-          <w:sz w:val="32"/>
-          <w:szCs w:val="32"/>
+          <w:color w:val="000000" w:themeColor="text1"/>
+        </w:rPr>
+        <w:t xml:space="preserve"> 1 – Type 1 (</w:t>
+      </w:r>
+      <w:proofErr w:type="spellStart"/>
+      <w:r>
+        <w:rPr>
+          <w:rFonts w:ascii="Times New Roman" w:hAnsi="Times New Roman" w:cs="Times New Roman"/>
+          <w:b/>
+          <w:bCs/>
+          <w:color w:val="000000" w:themeColor="text1"/>
+        </w:rPr>
+        <w:t>hủy</w:t>
+      </w:r>
+      <w:proofErr w:type="spellEnd"/>
+      <w:r>
+        <w:rPr>
+          <w:rFonts w:ascii="Times New Roman" w:hAnsi="Times New Roman" w:cs="Times New Roman"/>
+          <w:b/>
+          <w:bCs/>
+          <w:color w:val="000000" w:themeColor="text1"/>
+        </w:rPr>
+        <w:t xml:space="preserve"> </w:t>
+      </w:r>
+      <w:proofErr w:type="spellStart"/>
+      <w:r>
+        <w:rPr>
+          <w:rFonts w:ascii="Times New Roman" w:hAnsi="Times New Roman" w:cs="Times New Roman"/>
+          <w:b/>
+          <w:bCs/>
+          <w:color w:val="000000" w:themeColor="text1"/>
         </w:rPr>
         <w:t>hoại</w:t>
       </w:r>
@@ -9141,19 +9065,17 @@
           <w:rFonts w:ascii="Times New Roman" w:hAnsi="Times New Roman" w:cs="Times New Roman"/>
           <w:b/>
           <w:bCs/>
-          <w:sz w:val="32"/>
-          <w:szCs w:val="32"/>
-        </w:rPr>
-        <w:t xml:space="preserve"> </w:t>
-      </w:r>
-      <w:proofErr w:type="spellStart"/>
-      <w:r>
-        <w:rPr>
-          <w:rFonts w:ascii="Times New Roman" w:hAnsi="Times New Roman" w:cs="Times New Roman"/>
-          <w:b/>
-          <w:bCs/>
-          <w:sz w:val="32"/>
-          <w:szCs w:val="32"/>
+          <w:color w:val="000000" w:themeColor="text1"/>
+        </w:rPr>
+        <w:t xml:space="preserve"> </w:t>
+      </w:r>
+      <w:proofErr w:type="spellStart"/>
+      <w:r>
+        <w:rPr>
+          <w:rFonts w:ascii="Times New Roman" w:hAnsi="Times New Roman" w:cs="Times New Roman"/>
+          <w:b/>
+          <w:bCs/>
+          <w:color w:val="000000" w:themeColor="text1"/>
         </w:rPr>
         <w:t>tế</w:t>
       </w:r>
@@ -9163,19 +9085,17 @@
           <w:rFonts w:ascii="Times New Roman" w:hAnsi="Times New Roman" w:cs="Times New Roman"/>
           <w:b/>
           <w:bCs/>
-          <w:sz w:val="32"/>
-          <w:szCs w:val="32"/>
-        </w:rPr>
-        <w:t xml:space="preserve"> </w:t>
-      </w:r>
-      <w:proofErr w:type="spellStart"/>
-      <w:r>
-        <w:rPr>
-          <w:rFonts w:ascii="Times New Roman" w:hAnsi="Times New Roman" w:cs="Times New Roman"/>
-          <w:b/>
-          <w:bCs/>
-          <w:sz w:val="32"/>
-          <w:szCs w:val="32"/>
+          <w:color w:val="000000" w:themeColor="text1"/>
+        </w:rPr>
+        <w:t xml:space="preserve"> </w:t>
+      </w:r>
+      <w:proofErr w:type="spellStart"/>
+      <w:r>
+        <w:rPr>
+          <w:rFonts w:ascii="Times New Roman" w:hAnsi="Times New Roman" w:cs="Times New Roman"/>
+          <w:b/>
+          <w:bCs/>
+          <w:color w:val="000000" w:themeColor="text1"/>
         </w:rPr>
         <w:t>bào</w:t>
       </w:r>
@@ -9185,8 +9105,7 @@
           <w:rFonts w:ascii="Times New Roman" w:hAnsi="Times New Roman" w:cs="Times New Roman"/>
           <w:b/>
           <w:bCs/>
-          <w:sz w:val="32"/>
-          <w:szCs w:val="32"/>
+          <w:color w:val="000000" w:themeColor="text1"/>
         </w:rPr>
         <w:t xml:space="preserve"> beta, </w:t>
       </w:r>
@@ -9196,8 +9115,7 @@
           <w:rFonts w:ascii="Times New Roman" w:hAnsi="Times New Roman" w:cs="Times New Roman"/>
           <w:b/>
           <w:bCs/>
-          <w:sz w:val="32"/>
-          <w:szCs w:val="32"/>
+          <w:color w:val="000000" w:themeColor="text1"/>
         </w:rPr>
         <w:t>thường</w:t>
       </w:r>
@@ -9207,19 +9125,17 @@
           <w:rFonts w:ascii="Times New Roman" w:hAnsi="Times New Roman" w:cs="Times New Roman"/>
           <w:b/>
           <w:bCs/>
-          <w:sz w:val="32"/>
-          <w:szCs w:val="32"/>
-        </w:rPr>
-        <w:t xml:space="preserve"> </w:t>
-      </w:r>
-      <w:proofErr w:type="spellStart"/>
-      <w:r>
-        <w:rPr>
-          <w:rFonts w:ascii="Times New Roman" w:hAnsi="Times New Roman" w:cs="Times New Roman"/>
-          <w:b/>
-          <w:bCs/>
-          <w:sz w:val="32"/>
-          <w:szCs w:val="32"/>
+          <w:color w:val="000000" w:themeColor="text1"/>
+        </w:rPr>
+        <w:t xml:space="preserve"> </w:t>
+      </w:r>
+      <w:proofErr w:type="spellStart"/>
+      <w:r>
+        <w:rPr>
+          <w:rFonts w:ascii="Times New Roman" w:hAnsi="Times New Roman" w:cs="Times New Roman"/>
+          <w:b/>
+          <w:bCs/>
+          <w:color w:val="000000" w:themeColor="text1"/>
         </w:rPr>
         <w:t>dẫn</w:t>
       </w:r>
@@ -9229,19 +9145,17 @@
           <w:rFonts w:ascii="Times New Roman" w:hAnsi="Times New Roman" w:cs="Times New Roman"/>
           <w:b/>
           <w:bCs/>
-          <w:sz w:val="32"/>
-          <w:szCs w:val="32"/>
-        </w:rPr>
-        <w:t xml:space="preserve"> </w:t>
-      </w:r>
-      <w:proofErr w:type="spellStart"/>
-      <w:r>
-        <w:rPr>
-          <w:rFonts w:ascii="Times New Roman" w:hAnsi="Times New Roman" w:cs="Times New Roman"/>
-          <w:b/>
-          <w:bCs/>
-          <w:sz w:val="32"/>
-          <w:szCs w:val="32"/>
+          <w:color w:val="000000" w:themeColor="text1"/>
+        </w:rPr>
+        <w:t xml:space="preserve"> </w:t>
+      </w:r>
+      <w:proofErr w:type="spellStart"/>
+      <w:r>
+        <w:rPr>
+          <w:rFonts w:ascii="Times New Roman" w:hAnsi="Times New Roman" w:cs="Times New Roman"/>
+          <w:b/>
+          <w:bCs/>
+          <w:color w:val="000000" w:themeColor="text1"/>
         </w:rPr>
         <w:t>đến</w:t>
       </w:r>
@@ -9251,19 +9165,17 @@
           <w:rFonts w:ascii="Times New Roman" w:hAnsi="Times New Roman" w:cs="Times New Roman"/>
           <w:b/>
           <w:bCs/>
-          <w:sz w:val="32"/>
-          <w:szCs w:val="32"/>
-        </w:rPr>
-        <w:t xml:space="preserve"> </w:t>
-      </w:r>
-      <w:proofErr w:type="spellStart"/>
-      <w:r>
-        <w:rPr>
-          <w:rFonts w:ascii="Times New Roman" w:hAnsi="Times New Roman" w:cs="Times New Roman"/>
-          <w:b/>
-          <w:bCs/>
-          <w:sz w:val="32"/>
-          <w:szCs w:val="32"/>
+          <w:color w:val="000000" w:themeColor="text1"/>
+        </w:rPr>
+        <w:t xml:space="preserve"> </w:t>
+      </w:r>
+      <w:proofErr w:type="spellStart"/>
+      <w:r>
+        <w:rPr>
+          <w:rFonts w:ascii="Times New Roman" w:hAnsi="Times New Roman" w:cs="Times New Roman"/>
+          <w:b/>
+          <w:bCs/>
+          <w:color w:val="000000" w:themeColor="text1"/>
         </w:rPr>
         <w:t>thiếu</w:t>
       </w:r>
@@ -9273,19 +9185,17 @@
           <w:rFonts w:ascii="Times New Roman" w:hAnsi="Times New Roman" w:cs="Times New Roman"/>
           <w:b/>
           <w:bCs/>
-          <w:sz w:val="32"/>
-          <w:szCs w:val="32"/>
-        </w:rPr>
-        <w:t xml:space="preserve"> </w:t>
-      </w:r>
-      <w:proofErr w:type="spellStart"/>
-      <w:r>
-        <w:rPr>
-          <w:rFonts w:ascii="Times New Roman" w:hAnsi="Times New Roman" w:cs="Times New Roman"/>
-          <w:b/>
-          <w:bCs/>
-          <w:sz w:val="32"/>
-          <w:szCs w:val="32"/>
+          <w:color w:val="000000" w:themeColor="text1"/>
+        </w:rPr>
+        <w:t xml:space="preserve"> </w:t>
+      </w:r>
+      <w:proofErr w:type="spellStart"/>
+      <w:r>
+        <w:rPr>
+          <w:rFonts w:ascii="Times New Roman" w:hAnsi="Times New Roman" w:cs="Times New Roman"/>
+          <w:b/>
+          <w:bCs/>
+          <w:color w:val="000000" w:themeColor="text1"/>
         </w:rPr>
         <w:t>hụt</w:t>
       </w:r>
@@ -9295,8 +9205,7 @@
           <w:rFonts w:ascii="Times New Roman" w:hAnsi="Times New Roman" w:cs="Times New Roman"/>
           <w:b/>
           <w:bCs/>
-          <w:sz w:val="32"/>
-          <w:szCs w:val="32"/>
+          <w:color w:val="000000" w:themeColor="text1"/>
         </w:rPr>
         <w:t xml:space="preserve"> insulin </w:t>
       </w:r>
@@ -9306,8 +9215,7 @@
           <w:rFonts w:ascii="Times New Roman" w:hAnsi="Times New Roman" w:cs="Times New Roman"/>
           <w:b/>
           <w:bCs/>
-          <w:sz w:val="32"/>
-          <w:szCs w:val="32"/>
+          <w:color w:val="000000" w:themeColor="text1"/>
         </w:rPr>
         <w:t>tuyệt</w:t>
       </w:r>
@@ -9317,19 +9225,17 @@
           <w:rFonts w:ascii="Times New Roman" w:hAnsi="Times New Roman" w:cs="Times New Roman"/>
           <w:b/>
           <w:bCs/>
-          <w:sz w:val="32"/>
-          <w:szCs w:val="32"/>
-        </w:rPr>
-        <w:t xml:space="preserve"> </w:t>
-      </w:r>
-      <w:proofErr w:type="spellStart"/>
-      <w:r>
-        <w:rPr>
-          <w:rFonts w:ascii="Times New Roman" w:hAnsi="Times New Roman" w:cs="Times New Roman"/>
-          <w:b/>
-          <w:bCs/>
-          <w:sz w:val="32"/>
-          <w:szCs w:val="32"/>
+          <w:color w:val="000000" w:themeColor="text1"/>
+        </w:rPr>
+        <w:t xml:space="preserve"> </w:t>
+      </w:r>
+      <w:proofErr w:type="spellStart"/>
+      <w:r>
+        <w:rPr>
+          <w:rFonts w:ascii="Times New Roman" w:hAnsi="Times New Roman" w:cs="Times New Roman"/>
+          <w:b/>
+          <w:bCs/>
+          <w:color w:val="000000" w:themeColor="text1"/>
         </w:rPr>
         <w:t>đối</w:t>
       </w:r>
@@ -9339,20 +9245,19 @@
           <w:rFonts w:ascii="Times New Roman" w:hAnsi="Times New Roman" w:cs="Times New Roman"/>
           <w:b/>
           <w:bCs/>
-          <w:sz w:val="32"/>
-          <w:szCs w:val="32"/>
+          <w:color w:val="000000" w:themeColor="text1"/>
         </w:rPr>
         <w:t>)</w:t>
       </w:r>
     </w:p>
     <w:p>
       <w:pPr>
-        <w:rPr>
-          <w:rFonts w:ascii="Times New Roman" w:hAnsi="Times New Roman" w:cs="Times New Roman"/>
-          <w:b/>
-          <w:bCs/>
-          <w:sz w:val="32"/>
-          <w:szCs w:val="32"/>
+        <w:pStyle w:val="Heading3"/>
+        <w:rPr>
+          <w:rFonts w:ascii="Times New Roman" w:hAnsi="Times New Roman" w:cs="Times New Roman"/>
+          <w:b/>
+          <w:bCs/>
+          <w:color w:val="000000" w:themeColor="text1"/>
         </w:rPr>
       </w:pPr>
       <w:r>
@@ -9360,8 +9265,7 @@
           <w:rFonts w:ascii="Times New Roman" w:hAnsi="Times New Roman" w:cs="Times New Roman"/>
           <w:b/>
           <w:bCs/>
-          <w:sz w:val="32"/>
-          <w:szCs w:val="32"/>
+          <w:color w:val="000000" w:themeColor="text1"/>
         </w:rPr>
         <w:t xml:space="preserve">7.1.1 </w:t>
       </w:r>
@@ -9371,8 +9275,7 @@
           <w:rFonts w:ascii="Times New Roman" w:hAnsi="Times New Roman" w:cs="Times New Roman"/>
           <w:b/>
           <w:bCs/>
-          <w:sz w:val="32"/>
-          <w:szCs w:val="32"/>
+          <w:color w:val="000000" w:themeColor="text1"/>
         </w:rPr>
         <w:t>Bệnh</w:t>
       </w:r>
@@ -9382,19 +9285,17 @@
           <w:rFonts w:ascii="Times New Roman" w:hAnsi="Times New Roman" w:cs="Times New Roman"/>
           <w:b/>
           <w:bCs/>
-          <w:sz w:val="32"/>
-          <w:szCs w:val="32"/>
-        </w:rPr>
-        <w:t xml:space="preserve"> </w:t>
-      </w:r>
-      <w:proofErr w:type="spellStart"/>
-      <w:r>
-        <w:rPr>
-          <w:rFonts w:ascii="Times New Roman" w:hAnsi="Times New Roman" w:cs="Times New Roman"/>
-          <w:b/>
-          <w:bCs/>
-          <w:sz w:val="32"/>
-          <w:szCs w:val="32"/>
+          <w:color w:val="000000" w:themeColor="text1"/>
+        </w:rPr>
+        <w:t xml:space="preserve"> </w:t>
+      </w:r>
+      <w:proofErr w:type="spellStart"/>
+      <w:r>
+        <w:rPr>
+          <w:rFonts w:ascii="Times New Roman" w:hAnsi="Times New Roman" w:cs="Times New Roman"/>
+          <w:b/>
+          <w:bCs/>
+          <w:color w:val="000000" w:themeColor="text1"/>
         </w:rPr>
         <w:t>đái</w:t>
       </w:r>
@@ -9404,19 +9305,17 @@
           <w:rFonts w:ascii="Times New Roman" w:hAnsi="Times New Roman" w:cs="Times New Roman"/>
           <w:b/>
           <w:bCs/>
-          <w:sz w:val="32"/>
-          <w:szCs w:val="32"/>
-        </w:rPr>
-        <w:t xml:space="preserve"> </w:t>
-      </w:r>
-      <w:proofErr w:type="spellStart"/>
-      <w:r>
-        <w:rPr>
-          <w:rFonts w:ascii="Times New Roman" w:hAnsi="Times New Roman" w:cs="Times New Roman"/>
-          <w:b/>
-          <w:bCs/>
-          <w:sz w:val="32"/>
-          <w:szCs w:val="32"/>
+          <w:color w:val="000000" w:themeColor="text1"/>
+        </w:rPr>
+        <w:t xml:space="preserve"> </w:t>
+      </w:r>
+      <w:proofErr w:type="spellStart"/>
+      <w:r>
+        <w:rPr>
+          <w:rFonts w:ascii="Times New Roman" w:hAnsi="Times New Roman" w:cs="Times New Roman"/>
+          <w:b/>
+          <w:bCs/>
+          <w:color w:val="000000" w:themeColor="text1"/>
         </w:rPr>
         <w:t>tháo</w:t>
       </w:r>
@@ -9426,19 +9325,17 @@
           <w:rFonts w:ascii="Times New Roman" w:hAnsi="Times New Roman" w:cs="Times New Roman"/>
           <w:b/>
           <w:bCs/>
-          <w:sz w:val="32"/>
-          <w:szCs w:val="32"/>
-        </w:rPr>
-        <w:t xml:space="preserve"> </w:t>
-      </w:r>
-      <w:proofErr w:type="spellStart"/>
-      <w:r>
-        <w:rPr>
-          <w:rFonts w:ascii="Times New Roman" w:hAnsi="Times New Roman" w:cs="Times New Roman"/>
-          <w:b/>
-          <w:bCs/>
-          <w:sz w:val="32"/>
-          <w:szCs w:val="32"/>
+          <w:color w:val="000000" w:themeColor="text1"/>
+        </w:rPr>
+        <w:t xml:space="preserve"> </w:t>
+      </w:r>
+      <w:proofErr w:type="spellStart"/>
+      <w:r>
+        <w:rPr>
+          <w:rFonts w:ascii="Times New Roman" w:hAnsi="Times New Roman" w:cs="Times New Roman"/>
+          <w:b/>
+          <w:bCs/>
+          <w:color w:val="000000" w:themeColor="text1"/>
         </w:rPr>
         <w:t>đường</w:t>
       </w:r>
@@ -9448,19 +9345,17 @@
           <w:rFonts w:ascii="Times New Roman" w:hAnsi="Times New Roman" w:cs="Times New Roman"/>
           <w:b/>
           <w:bCs/>
-          <w:sz w:val="32"/>
-          <w:szCs w:val="32"/>
-        </w:rPr>
-        <w:t xml:space="preserve"> </w:t>
-      </w:r>
-      <w:proofErr w:type="spellStart"/>
-      <w:r>
-        <w:rPr>
-          <w:rFonts w:ascii="Times New Roman" w:hAnsi="Times New Roman" w:cs="Times New Roman"/>
-          <w:b/>
-          <w:bCs/>
-          <w:sz w:val="32"/>
-          <w:szCs w:val="32"/>
+          <w:color w:val="000000" w:themeColor="text1"/>
+        </w:rPr>
+        <w:t xml:space="preserve"> </w:t>
+      </w:r>
+      <w:proofErr w:type="spellStart"/>
+      <w:r>
+        <w:rPr>
+          <w:rFonts w:ascii="Times New Roman" w:hAnsi="Times New Roman" w:cs="Times New Roman"/>
+          <w:b/>
+          <w:bCs/>
+          <w:color w:val="000000" w:themeColor="text1"/>
         </w:rPr>
         <w:t>tự</w:t>
       </w:r>
@@ -9470,19 +9365,17 @@
           <w:rFonts w:ascii="Times New Roman" w:hAnsi="Times New Roman" w:cs="Times New Roman"/>
           <w:b/>
           <w:bCs/>
-          <w:sz w:val="32"/>
-          <w:szCs w:val="32"/>
-        </w:rPr>
-        <w:t xml:space="preserve"> </w:t>
-      </w:r>
-      <w:proofErr w:type="spellStart"/>
-      <w:r>
-        <w:rPr>
-          <w:rFonts w:ascii="Times New Roman" w:hAnsi="Times New Roman" w:cs="Times New Roman"/>
-          <w:b/>
-          <w:bCs/>
-          <w:sz w:val="32"/>
-          <w:szCs w:val="32"/>
+          <w:color w:val="000000" w:themeColor="text1"/>
+        </w:rPr>
+        <w:t xml:space="preserve"> </w:t>
+      </w:r>
+      <w:proofErr w:type="spellStart"/>
+      <w:r>
+        <w:rPr>
+          <w:rFonts w:ascii="Times New Roman" w:hAnsi="Times New Roman" w:cs="Times New Roman"/>
+          <w:b/>
+          <w:bCs/>
+          <w:color w:val="000000" w:themeColor="text1"/>
         </w:rPr>
         <w:t>miễn</w:t>
       </w:r>
@@ -13894,12 +13787,12 @@
     </w:p>
     <w:p>
       <w:pPr>
-        <w:rPr>
-          <w:rFonts w:ascii="Times New Roman" w:hAnsi="Times New Roman" w:cs="Times New Roman"/>
-          <w:b/>
-          <w:bCs/>
-          <w:sz w:val="32"/>
-          <w:szCs w:val="32"/>
+        <w:pStyle w:val="Heading3"/>
+        <w:rPr>
+          <w:rFonts w:ascii="Times New Roman" w:hAnsi="Times New Roman" w:cs="Times New Roman"/>
+          <w:b/>
+          <w:bCs/>
+          <w:color w:val="000000" w:themeColor="text1"/>
         </w:rPr>
       </w:pPr>
       <w:r>
@@ -13907,8 +13800,7 @@
           <w:rFonts w:ascii="Times New Roman" w:hAnsi="Times New Roman" w:cs="Times New Roman"/>
           <w:b/>
           <w:bCs/>
-          <w:sz w:val="32"/>
-          <w:szCs w:val="32"/>
+          <w:color w:val="000000" w:themeColor="text1"/>
         </w:rPr>
         <w:t xml:space="preserve">7.1.2 </w:t>
       </w:r>
@@ -13918,8 +13810,7 @@
           <w:rFonts w:ascii="Times New Roman" w:hAnsi="Times New Roman" w:cs="Times New Roman"/>
           <w:b/>
           <w:bCs/>
-          <w:sz w:val="32"/>
-          <w:szCs w:val="32"/>
+          <w:color w:val="000000" w:themeColor="text1"/>
         </w:rPr>
         <w:t>Vô</w:t>
       </w:r>
@@ -13929,19 +13820,17 @@
           <w:rFonts w:ascii="Times New Roman" w:hAnsi="Times New Roman" w:cs="Times New Roman"/>
           <w:b/>
           <w:bCs/>
-          <w:sz w:val="32"/>
-          <w:szCs w:val="32"/>
-        </w:rPr>
-        <w:t xml:space="preserve"> </w:t>
-      </w:r>
-      <w:proofErr w:type="spellStart"/>
-      <w:r>
-        <w:rPr>
-          <w:rFonts w:ascii="Times New Roman" w:hAnsi="Times New Roman" w:cs="Times New Roman"/>
-          <w:b/>
-          <w:bCs/>
-          <w:sz w:val="32"/>
-          <w:szCs w:val="32"/>
+          <w:color w:val="000000" w:themeColor="text1"/>
+        </w:rPr>
+        <w:t xml:space="preserve"> </w:t>
+      </w:r>
+      <w:proofErr w:type="spellStart"/>
+      <w:r>
+        <w:rPr>
+          <w:rFonts w:ascii="Times New Roman" w:hAnsi="Times New Roman" w:cs="Times New Roman"/>
+          <w:b/>
+          <w:bCs/>
+          <w:color w:val="000000" w:themeColor="text1"/>
         </w:rPr>
         <w:t>căn</w:t>
       </w:r>
@@ -16347,12 +16236,12 @@
     </w:p>
     <w:p>
       <w:pPr>
-        <w:rPr>
-          <w:rFonts w:ascii="Times New Roman" w:hAnsi="Times New Roman" w:cs="Times New Roman"/>
-          <w:b/>
-          <w:bCs/>
-          <w:sz w:val="32"/>
-          <w:szCs w:val="32"/>
+        <w:pStyle w:val="Heading2"/>
+        <w:rPr>
+          <w:rFonts w:ascii="Times New Roman" w:hAnsi="Times New Roman" w:cs="Times New Roman"/>
+          <w:b/>
+          <w:bCs/>
+          <w:color w:val="000000" w:themeColor="text1"/>
         </w:rPr>
       </w:pPr>
       <w:r>
@@ -16360,8 +16249,7 @@
           <w:rFonts w:ascii="Times New Roman" w:hAnsi="Times New Roman" w:cs="Times New Roman"/>
           <w:b/>
           <w:bCs/>
-          <w:sz w:val="32"/>
-          <w:szCs w:val="32"/>
+          <w:color w:val="000000" w:themeColor="text1"/>
         </w:rPr>
         <w:t xml:space="preserve">7.2 </w:t>
       </w:r>
@@ -16371,8 +16259,7 @@
           <w:rFonts w:ascii="Times New Roman" w:hAnsi="Times New Roman" w:cs="Times New Roman"/>
           <w:b/>
           <w:bCs/>
-          <w:sz w:val="32"/>
-          <w:szCs w:val="32"/>
+          <w:color w:val="000000" w:themeColor="text1"/>
         </w:rPr>
         <w:t>Loại</w:t>
       </w:r>
@@ -16382,39 +16269,17 @@
           <w:rFonts w:ascii="Times New Roman" w:hAnsi="Times New Roman" w:cs="Times New Roman"/>
           <w:b/>
           <w:bCs/>
-          <w:sz w:val="32"/>
-          <w:szCs w:val="32"/>
-        </w:rPr>
-        <w:t xml:space="preserve"> 2</w:t>
-      </w:r>
-      <w:r>
-        <w:rPr>
-          <w:rFonts w:ascii="Times New Roman" w:hAnsi="Times New Roman" w:cs="Times New Roman"/>
-          <w:b/>
-          <w:bCs/>
-          <w:sz w:val="32"/>
-          <w:szCs w:val="32"/>
-        </w:rPr>
-        <w:t xml:space="preserve"> – Type 2</w:t>
-      </w:r>
-      <w:r>
-        <w:rPr>
-          <w:rFonts w:ascii="Times New Roman" w:hAnsi="Times New Roman" w:cs="Times New Roman"/>
-          <w:b/>
-          <w:bCs/>
-          <w:sz w:val="32"/>
-          <w:szCs w:val="32"/>
-        </w:rPr>
-        <w:t xml:space="preserve"> (</w:t>
-      </w:r>
-      <w:proofErr w:type="spellStart"/>
-      <w:r>
-        <w:rPr>
-          <w:rFonts w:ascii="Times New Roman" w:hAnsi="Times New Roman" w:cs="Times New Roman"/>
-          <w:b/>
-          <w:bCs/>
-          <w:sz w:val="32"/>
-          <w:szCs w:val="32"/>
+          <w:color w:val="000000" w:themeColor="text1"/>
+        </w:rPr>
+        <w:t xml:space="preserve"> 2 – Type 2 (</w:t>
+      </w:r>
+      <w:proofErr w:type="spellStart"/>
+      <w:r>
+        <w:rPr>
+          <w:rFonts w:ascii="Times New Roman" w:hAnsi="Times New Roman" w:cs="Times New Roman"/>
+          <w:b/>
+          <w:bCs/>
+          <w:color w:val="000000" w:themeColor="text1"/>
         </w:rPr>
         <w:t>chủ</w:t>
       </w:r>
@@ -16424,19 +16289,17 @@
           <w:rFonts w:ascii="Times New Roman" w:hAnsi="Times New Roman" w:cs="Times New Roman"/>
           <w:b/>
           <w:bCs/>
-          <w:sz w:val="32"/>
-          <w:szCs w:val="32"/>
-        </w:rPr>
-        <w:t xml:space="preserve"> </w:t>
-      </w:r>
-      <w:proofErr w:type="spellStart"/>
-      <w:r>
-        <w:rPr>
-          <w:rFonts w:ascii="Times New Roman" w:hAnsi="Times New Roman" w:cs="Times New Roman"/>
-          <w:b/>
-          <w:bCs/>
-          <w:sz w:val="32"/>
-          <w:szCs w:val="32"/>
+          <w:color w:val="000000" w:themeColor="text1"/>
+        </w:rPr>
+        <w:t xml:space="preserve"> </w:t>
+      </w:r>
+      <w:proofErr w:type="spellStart"/>
+      <w:r>
+        <w:rPr>
+          <w:rFonts w:ascii="Times New Roman" w:hAnsi="Times New Roman" w:cs="Times New Roman"/>
+          <w:b/>
+          <w:bCs/>
+          <w:color w:val="000000" w:themeColor="text1"/>
         </w:rPr>
         <w:t>yếu</w:t>
       </w:r>
@@ -16446,19 +16309,17 @@
           <w:rFonts w:ascii="Times New Roman" w:hAnsi="Times New Roman" w:cs="Times New Roman"/>
           <w:b/>
           <w:bCs/>
-          <w:sz w:val="32"/>
-          <w:szCs w:val="32"/>
-        </w:rPr>
-        <w:t xml:space="preserve"> </w:t>
-      </w:r>
-      <w:proofErr w:type="spellStart"/>
-      <w:r>
-        <w:rPr>
-          <w:rFonts w:ascii="Times New Roman" w:hAnsi="Times New Roman" w:cs="Times New Roman"/>
-          <w:b/>
-          <w:bCs/>
-          <w:sz w:val="32"/>
-          <w:szCs w:val="32"/>
+          <w:color w:val="000000" w:themeColor="text1"/>
+        </w:rPr>
+        <w:t xml:space="preserve"> </w:t>
+      </w:r>
+      <w:proofErr w:type="spellStart"/>
+      <w:r>
+        <w:rPr>
+          <w:rFonts w:ascii="Times New Roman" w:hAnsi="Times New Roman" w:cs="Times New Roman"/>
+          <w:b/>
+          <w:bCs/>
+          <w:color w:val="000000" w:themeColor="text1"/>
         </w:rPr>
         <w:t>là</w:t>
       </w:r>
@@ -16468,19 +16329,17 @@
           <w:rFonts w:ascii="Times New Roman" w:hAnsi="Times New Roman" w:cs="Times New Roman"/>
           <w:b/>
           <w:bCs/>
-          <w:sz w:val="32"/>
-          <w:szCs w:val="32"/>
-        </w:rPr>
-        <w:t xml:space="preserve"> </w:t>
-      </w:r>
-      <w:proofErr w:type="spellStart"/>
-      <w:r>
-        <w:rPr>
-          <w:rFonts w:ascii="Times New Roman" w:hAnsi="Times New Roman" w:cs="Times New Roman"/>
-          <w:b/>
-          <w:bCs/>
-          <w:sz w:val="32"/>
-          <w:szCs w:val="32"/>
+          <w:color w:val="000000" w:themeColor="text1"/>
+        </w:rPr>
+        <w:t xml:space="preserve"> </w:t>
+      </w:r>
+      <w:proofErr w:type="spellStart"/>
+      <w:r>
+        <w:rPr>
+          <w:rFonts w:ascii="Times New Roman" w:hAnsi="Times New Roman" w:cs="Times New Roman"/>
+          <w:b/>
+          <w:bCs/>
+          <w:color w:val="000000" w:themeColor="text1"/>
         </w:rPr>
         <w:t>kháng</w:t>
       </w:r>
@@ -16490,8 +16349,7 @@
           <w:rFonts w:ascii="Times New Roman" w:hAnsi="Times New Roman" w:cs="Times New Roman"/>
           <w:b/>
           <w:bCs/>
-          <w:sz w:val="32"/>
-          <w:szCs w:val="32"/>
+          <w:color w:val="000000" w:themeColor="text1"/>
         </w:rPr>
         <w:t xml:space="preserve"> insulin </w:t>
       </w:r>
@@ -16501,8 +16359,7 @@
           <w:rFonts w:ascii="Times New Roman" w:hAnsi="Times New Roman" w:cs="Times New Roman"/>
           <w:b/>
           <w:bCs/>
-          <w:sz w:val="32"/>
-          <w:szCs w:val="32"/>
+          <w:color w:val="000000" w:themeColor="text1"/>
         </w:rPr>
         <w:t>kèm</w:t>
       </w:r>
@@ -16512,19 +16369,17 @@
           <w:rFonts w:ascii="Times New Roman" w:hAnsi="Times New Roman" w:cs="Times New Roman"/>
           <w:b/>
           <w:bCs/>
-          <w:sz w:val="32"/>
-          <w:szCs w:val="32"/>
-        </w:rPr>
-        <w:t xml:space="preserve"> </w:t>
-      </w:r>
-      <w:proofErr w:type="spellStart"/>
-      <w:r>
-        <w:rPr>
-          <w:rFonts w:ascii="Times New Roman" w:hAnsi="Times New Roman" w:cs="Times New Roman"/>
-          <w:b/>
-          <w:bCs/>
-          <w:sz w:val="32"/>
-          <w:szCs w:val="32"/>
+          <w:color w:val="000000" w:themeColor="text1"/>
+        </w:rPr>
+        <w:t xml:space="preserve"> </w:t>
+      </w:r>
+      <w:proofErr w:type="spellStart"/>
+      <w:r>
+        <w:rPr>
+          <w:rFonts w:ascii="Times New Roman" w:hAnsi="Times New Roman" w:cs="Times New Roman"/>
+          <w:b/>
+          <w:bCs/>
+          <w:color w:val="000000" w:themeColor="text1"/>
         </w:rPr>
         <w:t>theo</w:t>
       </w:r>
@@ -16534,19 +16389,17 @@
           <w:rFonts w:ascii="Times New Roman" w:hAnsi="Times New Roman" w:cs="Times New Roman"/>
           <w:b/>
           <w:bCs/>
-          <w:sz w:val="32"/>
-          <w:szCs w:val="32"/>
-        </w:rPr>
-        <w:t xml:space="preserve"> </w:t>
-      </w:r>
-      <w:proofErr w:type="spellStart"/>
-      <w:r>
-        <w:rPr>
-          <w:rFonts w:ascii="Times New Roman" w:hAnsi="Times New Roman" w:cs="Times New Roman"/>
-          <w:b/>
-          <w:bCs/>
-          <w:sz w:val="32"/>
-          <w:szCs w:val="32"/>
+          <w:color w:val="000000" w:themeColor="text1"/>
+        </w:rPr>
+        <w:t xml:space="preserve"> </w:t>
+      </w:r>
+      <w:proofErr w:type="spellStart"/>
+      <w:r>
+        <w:rPr>
+          <w:rFonts w:ascii="Times New Roman" w:hAnsi="Times New Roman" w:cs="Times New Roman"/>
+          <w:b/>
+          <w:bCs/>
+          <w:color w:val="000000" w:themeColor="text1"/>
         </w:rPr>
         <w:t>thiếu</w:t>
       </w:r>
@@ -16556,19 +16409,17 @@
           <w:rFonts w:ascii="Times New Roman" w:hAnsi="Times New Roman" w:cs="Times New Roman"/>
           <w:b/>
           <w:bCs/>
-          <w:sz w:val="32"/>
-          <w:szCs w:val="32"/>
-        </w:rPr>
-        <w:t xml:space="preserve"> </w:t>
-      </w:r>
-      <w:proofErr w:type="spellStart"/>
-      <w:r>
-        <w:rPr>
-          <w:rFonts w:ascii="Times New Roman" w:hAnsi="Times New Roman" w:cs="Times New Roman"/>
-          <w:b/>
-          <w:bCs/>
-          <w:sz w:val="32"/>
-          <w:szCs w:val="32"/>
+          <w:color w:val="000000" w:themeColor="text1"/>
+        </w:rPr>
+        <w:t xml:space="preserve"> </w:t>
+      </w:r>
+      <w:proofErr w:type="spellStart"/>
+      <w:r>
+        <w:rPr>
+          <w:rFonts w:ascii="Times New Roman" w:hAnsi="Times New Roman" w:cs="Times New Roman"/>
+          <w:b/>
+          <w:bCs/>
+          <w:color w:val="000000" w:themeColor="text1"/>
         </w:rPr>
         <w:t>hụt</w:t>
       </w:r>
@@ -16578,8 +16429,7 @@
           <w:rFonts w:ascii="Times New Roman" w:hAnsi="Times New Roman" w:cs="Times New Roman"/>
           <w:b/>
           <w:bCs/>
-          <w:sz w:val="32"/>
-          <w:szCs w:val="32"/>
+          <w:color w:val="000000" w:themeColor="text1"/>
         </w:rPr>
         <w:t xml:space="preserve"> insulin </w:t>
       </w:r>
@@ -16589,8 +16439,7 @@
           <w:rFonts w:ascii="Times New Roman" w:hAnsi="Times New Roman" w:cs="Times New Roman"/>
           <w:b/>
           <w:bCs/>
-          <w:sz w:val="32"/>
-          <w:szCs w:val="32"/>
+          <w:color w:val="000000" w:themeColor="text1"/>
         </w:rPr>
         <w:t>tương</w:t>
       </w:r>
@@ -16600,19 +16449,17 @@
           <w:rFonts w:ascii="Times New Roman" w:hAnsi="Times New Roman" w:cs="Times New Roman"/>
           <w:b/>
           <w:bCs/>
-          <w:sz w:val="32"/>
-          <w:szCs w:val="32"/>
-        </w:rPr>
-        <w:t xml:space="preserve"> </w:t>
-      </w:r>
-      <w:proofErr w:type="spellStart"/>
-      <w:r>
-        <w:rPr>
-          <w:rFonts w:ascii="Times New Roman" w:hAnsi="Times New Roman" w:cs="Times New Roman"/>
-          <w:b/>
-          <w:bCs/>
-          <w:sz w:val="32"/>
-          <w:szCs w:val="32"/>
+          <w:color w:val="000000" w:themeColor="text1"/>
+        </w:rPr>
+        <w:t xml:space="preserve"> </w:t>
+      </w:r>
+      <w:proofErr w:type="spellStart"/>
+      <w:r>
+        <w:rPr>
+          <w:rFonts w:ascii="Times New Roman" w:hAnsi="Times New Roman" w:cs="Times New Roman"/>
+          <w:b/>
+          <w:bCs/>
+          <w:color w:val="000000" w:themeColor="text1"/>
         </w:rPr>
         <w:t>đối</w:t>
       </w:r>
@@ -16622,19 +16469,17 @@
           <w:rFonts w:ascii="Times New Roman" w:hAnsi="Times New Roman" w:cs="Times New Roman"/>
           <w:b/>
           <w:bCs/>
-          <w:sz w:val="32"/>
-          <w:szCs w:val="32"/>
-        </w:rPr>
-        <w:t xml:space="preserve"> </w:t>
-      </w:r>
-      <w:proofErr w:type="spellStart"/>
-      <w:r>
-        <w:rPr>
-          <w:rFonts w:ascii="Times New Roman" w:hAnsi="Times New Roman" w:cs="Times New Roman"/>
-          <w:b/>
-          <w:bCs/>
-          <w:sz w:val="32"/>
-          <w:szCs w:val="32"/>
+          <w:color w:val="000000" w:themeColor="text1"/>
+        </w:rPr>
+        <w:t xml:space="preserve"> </w:t>
+      </w:r>
+      <w:proofErr w:type="spellStart"/>
+      <w:r>
+        <w:rPr>
+          <w:rFonts w:ascii="Times New Roman" w:hAnsi="Times New Roman" w:cs="Times New Roman"/>
+          <w:b/>
+          <w:bCs/>
+          <w:color w:val="000000" w:themeColor="text1"/>
         </w:rPr>
         <w:t>hoặc</w:t>
       </w:r>
@@ -16644,19 +16489,17 @@
           <w:rFonts w:ascii="Times New Roman" w:hAnsi="Times New Roman" w:cs="Times New Roman"/>
           <w:b/>
           <w:bCs/>
-          <w:sz w:val="32"/>
-          <w:szCs w:val="32"/>
-        </w:rPr>
-        <w:t xml:space="preserve"> </w:t>
-      </w:r>
-      <w:proofErr w:type="spellStart"/>
-      <w:r>
-        <w:rPr>
-          <w:rFonts w:ascii="Times New Roman" w:hAnsi="Times New Roman" w:cs="Times New Roman"/>
-          <w:b/>
-          <w:bCs/>
-          <w:sz w:val="32"/>
-          <w:szCs w:val="32"/>
+          <w:color w:val="000000" w:themeColor="text1"/>
+        </w:rPr>
+        <w:t xml:space="preserve"> </w:t>
+      </w:r>
+      <w:proofErr w:type="spellStart"/>
+      <w:r>
+        <w:rPr>
+          <w:rFonts w:ascii="Times New Roman" w:hAnsi="Times New Roman" w:cs="Times New Roman"/>
+          <w:b/>
+          <w:bCs/>
+          <w:color w:val="000000" w:themeColor="text1"/>
         </w:rPr>
         <w:t>chủ</w:t>
       </w:r>
@@ -16666,19 +16509,17 @@
           <w:rFonts w:ascii="Times New Roman" w:hAnsi="Times New Roman" w:cs="Times New Roman"/>
           <w:b/>
           <w:bCs/>
-          <w:sz w:val="32"/>
-          <w:szCs w:val="32"/>
-        </w:rPr>
-        <w:t xml:space="preserve"> </w:t>
-      </w:r>
-      <w:proofErr w:type="spellStart"/>
-      <w:r>
-        <w:rPr>
-          <w:rFonts w:ascii="Times New Roman" w:hAnsi="Times New Roman" w:cs="Times New Roman"/>
-          <w:b/>
-          <w:bCs/>
-          <w:sz w:val="32"/>
-          <w:szCs w:val="32"/>
+          <w:color w:val="000000" w:themeColor="text1"/>
+        </w:rPr>
+        <w:t xml:space="preserve"> </w:t>
+      </w:r>
+      <w:proofErr w:type="spellStart"/>
+      <w:r>
+        <w:rPr>
+          <w:rFonts w:ascii="Times New Roman" w:hAnsi="Times New Roman" w:cs="Times New Roman"/>
+          <w:b/>
+          <w:bCs/>
+          <w:color w:val="000000" w:themeColor="text1"/>
         </w:rPr>
         <w:t>yếu</w:t>
       </w:r>
@@ -16688,19 +16529,17 @@
           <w:rFonts w:ascii="Times New Roman" w:hAnsi="Times New Roman" w:cs="Times New Roman"/>
           <w:b/>
           <w:bCs/>
-          <w:sz w:val="32"/>
-          <w:szCs w:val="32"/>
-        </w:rPr>
-        <w:t xml:space="preserve"> </w:t>
-      </w:r>
-      <w:proofErr w:type="spellStart"/>
-      <w:r>
-        <w:rPr>
-          <w:rFonts w:ascii="Times New Roman" w:hAnsi="Times New Roman" w:cs="Times New Roman"/>
-          <w:b/>
-          <w:bCs/>
-          <w:sz w:val="32"/>
-          <w:szCs w:val="32"/>
+          <w:color w:val="000000" w:themeColor="text1"/>
+        </w:rPr>
+        <w:t xml:space="preserve"> </w:t>
+      </w:r>
+      <w:proofErr w:type="spellStart"/>
+      <w:r>
+        <w:rPr>
+          <w:rFonts w:ascii="Times New Roman" w:hAnsi="Times New Roman" w:cs="Times New Roman"/>
+          <w:b/>
+          <w:bCs/>
+          <w:color w:val="000000" w:themeColor="text1"/>
         </w:rPr>
         <w:t>là</w:t>
       </w:r>
@@ -16710,19 +16549,17 @@
           <w:rFonts w:ascii="Times New Roman" w:hAnsi="Times New Roman" w:cs="Times New Roman"/>
           <w:b/>
           <w:bCs/>
-          <w:sz w:val="32"/>
-          <w:szCs w:val="32"/>
-        </w:rPr>
-        <w:t xml:space="preserve"> </w:t>
-      </w:r>
-      <w:proofErr w:type="spellStart"/>
-      <w:r>
-        <w:rPr>
-          <w:rFonts w:ascii="Times New Roman" w:hAnsi="Times New Roman" w:cs="Times New Roman"/>
-          <w:b/>
-          <w:bCs/>
-          <w:sz w:val="32"/>
-          <w:szCs w:val="32"/>
+          <w:color w:val="000000" w:themeColor="text1"/>
+        </w:rPr>
+        <w:t xml:space="preserve"> </w:t>
+      </w:r>
+      <w:proofErr w:type="spellStart"/>
+      <w:r>
+        <w:rPr>
+          <w:rFonts w:ascii="Times New Roman" w:hAnsi="Times New Roman" w:cs="Times New Roman"/>
+          <w:b/>
+          <w:bCs/>
+          <w:color w:val="000000" w:themeColor="text1"/>
         </w:rPr>
         <w:t>rối</w:t>
       </w:r>
@@ -16732,19 +16569,17 @@
           <w:rFonts w:ascii="Times New Roman" w:hAnsi="Times New Roman" w:cs="Times New Roman"/>
           <w:b/>
           <w:bCs/>
-          <w:sz w:val="32"/>
-          <w:szCs w:val="32"/>
-        </w:rPr>
-        <w:t xml:space="preserve"> </w:t>
-      </w:r>
-      <w:proofErr w:type="spellStart"/>
-      <w:r>
-        <w:rPr>
-          <w:rFonts w:ascii="Times New Roman" w:hAnsi="Times New Roman" w:cs="Times New Roman"/>
-          <w:b/>
-          <w:bCs/>
-          <w:sz w:val="32"/>
-          <w:szCs w:val="32"/>
+          <w:color w:val="000000" w:themeColor="text1"/>
+        </w:rPr>
+        <w:t xml:space="preserve"> </w:t>
+      </w:r>
+      <w:proofErr w:type="spellStart"/>
+      <w:r>
+        <w:rPr>
+          <w:rFonts w:ascii="Times New Roman" w:hAnsi="Times New Roman" w:cs="Times New Roman"/>
+          <w:b/>
+          <w:bCs/>
+          <w:color w:val="000000" w:themeColor="text1"/>
         </w:rPr>
         <w:t>loạn</w:t>
       </w:r>
@@ -16754,19 +16589,17 @@
           <w:rFonts w:ascii="Times New Roman" w:hAnsi="Times New Roman" w:cs="Times New Roman"/>
           <w:b/>
           <w:bCs/>
-          <w:sz w:val="32"/>
-          <w:szCs w:val="32"/>
-        </w:rPr>
-        <w:t xml:space="preserve"> </w:t>
-      </w:r>
-      <w:proofErr w:type="spellStart"/>
-      <w:r>
-        <w:rPr>
-          <w:rFonts w:ascii="Times New Roman" w:hAnsi="Times New Roman" w:cs="Times New Roman"/>
-          <w:b/>
-          <w:bCs/>
-          <w:sz w:val="32"/>
-          <w:szCs w:val="32"/>
+          <w:color w:val="000000" w:themeColor="text1"/>
+        </w:rPr>
+        <w:t xml:space="preserve"> </w:t>
+      </w:r>
+      <w:proofErr w:type="spellStart"/>
+      <w:r>
+        <w:rPr>
+          <w:rFonts w:ascii="Times New Roman" w:hAnsi="Times New Roman" w:cs="Times New Roman"/>
+          <w:b/>
+          <w:bCs/>
+          <w:color w:val="000000" w:themeColor="text1"/>
         </w:rPr>
         <w:t>tiết</w:t>
       </w:r>
@@ -16776,8 +16609,7 @@
           <w:rFonts w:ascii="Times New Roman" w:hAnsi="Times New Roman" w:cs="Times New Roman"/>
           <w:b/>
           <w:bCs/>
-          <w:sz w:val="32"/>
-          <w:szCs w:val="32"/>
+          <w:color w:val="000000" w:themeColor="text1"/>
         </w:rPr>
         <w:t xml:space="preserve"> insulin </w:t>
       </w:r>
@@ -16787,8 +16619,7 @@
           <w:rFonts w:ascii="Times New Roman" w:hAnsi="Times New Roman" w:cs="Times New Roman"/>
           <w:b/>
           <w:bCs/>
-          <w:sz w:val="32"/>
-          <w:szCs w:val="32"/>
+          <w:color w:val="000000" w:themeColor="text1"/>
         </w:rPr>
         <w:t>kèm</w:t>
       </w:r>
@@ -16798,19 +16629,17 @@
           <w:rFonts w:ascii="Times New Roman" w:hAnsi="Times New Roman" w:cs="Times New Roman"/>
           <w:b/>
           <w:bCs/>
-          <w:sz w:val="32"/>
-          <w:szCs w:val="32"/>
-        </w:rPr>
-        <w:t xml:space="preserve"> </w:t>
-      </w:r>
-      <w:proofErr w:type="spellStart"/>
-      <w:r>
-        <w:rPr>
-          <w:rFonts w:ascii="Times New Roman" w:hAnsi="Times New Roman" w:cs="Times New Roman"/>
-          <w:b/>
-          <w:bCs/>
-          <w:sz w:val="32"/>
-          <w:szCs w:val="32"/>
+          <w:color w:val="000000" w:themeColor="text1"/>
+        </w:rPr>
+        <w:t xml:space="preserve"> </w:t>
+      </w:r>
+      <w:proofErr w:type="spellStart"/>
+      <w:r>
+        <w:rPr>
+          <w:rFonts w:ascii="Times New Roman" w:hAnsi="Times New Roman" w:cs="Times New Roman"/>
+          <w:b/>
+          <w:bCs/>
+          <w:color w:val="000000" w:themeColor="text1"/>
         </w:rPr>
         <w:t>theo</w:t>
       </w:r>
@@ -16820,19 +16649,17 @@
           <w:rFonts w:ascii="Times New Roman" w:hAnsi="Times New Roman" w:cs="Times New Roman"/>
           <w:b/>
           <w:bCs/>
-          <w:sz w:val="32"/>
-          <w:szCs w:val="32"/>
-        </w:rPr>
-        <w:t xml:space="preserve"> </w:t>
-      </w:r>
-      <w:proofErr w:type="spellStart"/>
-      <w:r>
-        <w:rPr>
-          <w:rFonts w:ascii="Times New Roman" w:hAnsi="Times New Roman" w:cs="Times New Roman"/>
-          <w:b/>
-          <w:bCs/>
-          <w:sz w:val="32"/>
-          <w:szCs w:val="32"/>
+          <w:color w:val="000000" w:themeColor="text1"/>
+        </w:rPr>
+        <w:t xml:space="preserve"> </w:t>
+      </w:r>
+      <w:proofErr w:type="spellStart"/>
+      <w:r>
+        <w:rPr>
+          <w:rFonts w:ascii="Times New Roman" w:hAnsi="Times New Roman" w:cs="Times New Roman"/>
+          <w:b/>
+          <w:bCs/>
+          <w:color w:val="000000" w:themeColor="text1"/>
         </w:rPr>
         <w:t>hoặc</w:t>
       </w:r>
@@ -16842,19 +16669,17 @@
           <w:rFonts w:ascii="Times New Roman" w:hAnsi="Times New Roman" w:cs="Times New Roman"/>
           <w:b/>
           <w:bCs/>
-          <w:sz w:val="32"/>
-          <w:szCs w:val="32"/>
-        </w:rPr>
-        <w:t xml:space="preserve"> </w:t>
-      </w:r>
-      <w:proofErr w:type="spellStart"/>
-      <w:r>
-        <w:rPr>
-          <w:rFonts w:ascii="Times New Roman" w:hAnsi="Times New Roman" w:cs="Times New Roman"/>
-          <w:b/>
-          <w:bCs/>
-          <w:sz w:val="32"/>
-          <w:szCs w:val="32"/>
+          <w:color w:val="000000" w:themeColor="text1"/>
+        </w:rPr>
+        <w:t xml:space="preserve"> </w:t>
+      </w:r>
+      <w:proofErr w:type="spellStart"/>
+      <w:r>
+        <w:rPr>
+          <w:rFonts w:ascii="Times New Roman" w:hAnsi="Times New Roman" w:cs="Times New Roman"/>
+          <w:b/>
+          <w:bCs/>
+          <w:color w:val="000000" w:themeColor="text1"/>
         </w:rPr>
         <w:t>không</w:t>
       </w:r>
@@ -16864,19 +16689,17 @@
           <w:rFonts w:ascii="Times New Roman" w:hAnsi="Times New Roman" w:cs="Times New Roman"/>
           <w:b/>
           <w:bCs/>
-          <w:sz w:val="32"/>
-          <w:szCs w:val="32"/>
-        </w:rPr>
-        <w:t xml:space="preserve"> </w:t>
-      </w:r>
-      <w:proofErr w:type="spellStart"/>
-      <w:r>
-        <w:rPr>
-          <w:rFonts w:ascii="Times New Roman" w:hAnsi="Times New Roman" w:cs="Times New Roman"/>
-          <w:b/>
-          <w:bCs/>
-          <w:sz w:val="32"/>
-          <w:szCs w:val="32"/>
+          <w:color w:val="000000" w:themeColor="text1"/>
+        </w:rPr>
+        <w:t xml:space="preserve"> </w:t>
+      </w:r>
+      <w:proofErr w:type="spellStart"/>
+      <w:r>
+        <w:rPr>
+          <w:rFonts w:ascii="Times New Roman" w:hAnsi="Times New Roman" w:cs="Times New Roman"/>
+          <w:b/>
+          <w:bCs/>
+          <w:color w:val="000000" w:themeColor="text1"/>
         </w:rPr>
         <w:t>kèm</w:t>
       </w:r>
@@ -16886,19 +16709,17 @@
           <w:rFonts w:ascii="Times New Roman" w:hAnsi="Times New Roman" w:cs="Times New Roman"/>
           <w:b/>
           <w:bCs/>
-          <w:sz w:val="32"/>
-          <w:szCs w:val="32"/>
-        </w:rPr>
-        <w:t xml:space="preserve"> </w:t>
-      </w:r>
-      <w:proofErr w:type="spellStart"/>
-      <w:r>
-        <w:rPr>
-          <w:rFonts w:ascii="Times New Roman" w:hAnsi="Times New Roman" w:cs="Times New Roman"/>
-          <w:b/>
-          <w:bCs/>
-          <w:sz w:val="32"/>
-          <w:szCs w:val="32"/>
+          <w:color w:val="000000" w:themeColor="text1"/>
+        </w:rPr>
+        <w:t xml:space="preserve"> </w:t>
+      </w:r>
+      <w:proofErr w:type="spellStart"/>
+      <w:r>
+        <w:rPr>
+          <w:rFonts w:ascii="Times New Roman" w:hAnsi="Times New Roman" w:cs="Times New Roman"/>
+          <w:b/>
+          <w:bCs/>
+          <w:color w:val="000000" w:themeColor="text1"/>
         </w:rPr>
         <w:t>theo</w:t>
       </w:r>
@@ -16908,19 +16729,17 @@
           <w:rFonts w:ascii="Times New Roman" w:hAnsi="Times New Roman" w:cs="Times New Roman"/>
           <w:b/>
           <w:bCs/>
-          <w:sz w:val="32"/>
-          <w:szCs w:val="32"/>
-        </w:rPr>
-        <w:t xml:space="preserve"> </w:t>
-      </w:r>
-      <w:proofErr w:type="spellStart"/>
-      <w:r>
-        <w:rPr>
-          <w:rFonts w:ascii="Times New Roman" w:hAnsi="Times New Roman" w:cs="Times New Roman"/>
-          <w:b/>
-          <w:bCs/>
-          <w:sz w:val="32"/>
-          <w:szCs w:val="32"/>
+          <w:color w:val="000000" w:themeColor="text1"/>
+        </w:rPr>
+        <w:t xml:space="preserve"> </w:t>
+      </w:r>
+      <w:proofErr w:type="spellStart"/>
+      <w:r>
+        <w:rPr>
+          <w:rFonts w:ascii="Times New Roman" w:hAnsi="Times New Roman" w:cs="Times New Roman"/>
+          <w:b/>
+          <w:bCs/>
+          <w:color w:val="000000" w:themeColor="text1"/>
         </w:rPr>
         <w:t>kháng</w:t>
       </w:r>
@@ -16930,8 +16749,7 @@
           <w:rFonts w:ascii="Times New Roman" w:hAnsi="Times New Roman" w:cs="Times New Roman"/>
           <w:b/>
           <w:bCs/>
-          <w:sz w:val="32"/>
-          <w:szCs w:val="32"/>
+          <w:color w:val="000000" w:themeColor="text1"/>
         </w:rPr>
         <w:t xml:space="preserve"> insulin)</w:t>
       </w:r>
@@ -21170,12 +20988,12 @@
     </w:p>
     <w:p>
       <w:pPr>
-        <w:rPr>
-          <w:rFonts w:ascii="Times New Roman" w:hAnsi="Times New Roman" w:cs="Times New Roman"/>
-          <w:b/>
-          <w:bCs/>
-          <w:sz w:val="32"/>
-          <w:szCs w:val="32"/>
+        <w:pStyle w:val="Heading2"/>
+        <w:rPr>
+          <w:rFonts w:ascii="Times New Roman" w:hAnsi="Times New Roman" w:cs="Times New Roman"/>
+          <w:b/>
+          <w:bCs/>
+          <w:color w:val="000000" w:themeColor="text1"/>
         </w:rPr>
       </w:pPr>
       <w:r>
@@ -21183,8 +21001,7 @@
           <w:rFonts w:ascii="Times New Roman" w:hAnsi="Times New Roman" w:cs="Times New Roman"/>
           <w:b/>
           <w:bCs/>
-          <w:sz w:val="32"/>
-          <w:szCs w:val="32"/>
+          <w:color w:val="000000" w:themeColor="text1"/>
         </w:rPr>
         <w:t xml:space="preserve">7.3 Các </w:t>
       </w:r>
@@ -21194,8 +21011,7 @@
           <w:rFonts w:ascii="Times New Roman" w:hAnsi="Times New Roman" w:cs="Times New Roman"/>
           <w:b/>
           <w:bCs/>
-          <w:sz w:val="32"/>
-          <w:szCs w:val="32"/>
+          <w:color w:val="000000" w:themeColor="text1"/>
         </w:rPr>
         <w:t>loại</w:t>
       </w:r>
@@ -21205,19 +21021,17 @@
           <w:rFonts w:ascii="Times New Roman" w:hAnsi="Times New Roman" w:cs="Times New Roman"/>
           <w:b/>
           <w:bCs/>
-          <w:sz w:val="32"/>
-          <w:szCs w:val="32"/>
-        </w:rPr>
-        <w:t xml:space="preserve"> </w:t>
-      </w:r>
-      <w:proofErr w:type="spellStart"/>
-      <w:r>
-        <w:rPr>
-          <w:rFonts w:ascii="Times New Roman" w:hAnsi="Times New Roman" w:cs="Times New Roman"/>
-          <w:b/>
-          <w:bCs/>
-          <w:sz w:val="32"/>
-          <w:szCs w:val="32"/>
+          <w:color w:val="000000" w:themeColor="text1"/>
+        </w:rPr>
+        <w:t xml:space="preserve"> </w:t>
+      </w:r>
+      <w:proofErr w:type="spellStart"/>
+      <w:r>
+        <w:rPr>
+          <w:rFonts w:ascii="Times New Roman" w:hAnsi="Times New Roman" w:cs="Times New Roman"/>
+          <w:b/>
+          <w:bCs/>
+          <w:color w:val="000000" w:themeColor="text1"/>
         </w:rPr>
         <w:t>cụ</w:t>
       </w:r>
@@ -21227,19 +21041,17 @@
           <w:rFonts w:ascii="Times New Roman" w:hAnsi="Times New Roman" w:cs="Times New Roman"/>
           <w:b/>
           <w:bCs/>
-          <w:sz w:val="32"/>
-          <w:szCs w:val="32"/>
-        </w:rPr>
-        <w:t xml:space="preserve"> </w:t>
-      </w:r>
-      <w:proofErr w:type="spellStart"/>
-      <w:r>
-        <w:rPr>
-          <w:rFonts w:ascii="Times New Roman" w:hAnsi="Times New Roman" w:cs="Times New Roman"/>
-          <w:b/>
-          <w:bCs/>
-          <w:sz w:val="32"/>
-          <w:szCs w:val="32"/>
+          <w:color w:val="000000" w:themeColor="text1"/>
+        </w:rPr>
+        <w:t xml:space="preserve"> </w:t>
+      </w:r>
+      <w:proofErr w:type="spellStart"/>
+      <w:r>
+        <w:rPr>
+          <w:rFonts w:ascii="Times New Roman" w:hAnsi="Times New Roman" w:cs="Times New Roman"/>
+          <w:b/>
+          <w:bCs/>
+          <w:color w:val="000000" w:themeColor="text1"/>
         </w:rPr>
         <w:t>thể</w:t>
       </w:r>
@@ -21249,19 +21061,17 @@
           <w:rFonts w:ascii="Times New Roman" w:hAnsi="Times New Roman" w:cs="Times New Roman"/>
           <w:b/>
           <w:bCs/>
-          <w:sz w:val="32"/>
-          <w:szCs w:val="32"/>
-        </w:rPr>
-        <w:t xml:space="preserve"> </w:t>
-      </w:r>
-      <w:proofErr w:type="spellStart"/>
-      <w:r>
-        <w:rPr>
-          <w:rFonts w:ascii="Times New Roman" w:hAnsi="Times New Roman" w:cs="Times New Roman"/>
-          <w:b/>
-          <w:bCs/>
-          <w:sz w:val="32"/>
-          <w:szCs w:val="32"/>
+          <w:color w:val="000000" w:themeColor="text1"/>
+        </w:rPr>
+        <w:t xml:space="preserve"> </w:t>
+      </w:r>
+      <w:proofErr w:type="spellStart"/>
+      <w:r>
+        <w:rPr>
+          <w:rFonts w:ascii="Times New Roman" w:hAnsi="Times New Roman" w:cs="Times New Roman"/>
+          <w:b/>
+          <w:bCs/>
+          <w:color w:val="000000" w:themeColor="text1"/>
         </w:rPr>
         <w:t>khác</w:t>
       </w:r>
@@ -21271,30 +21081,19 @@
           <w:rFonts w:ascii="Times New Roman" w:hAnsi="Times New Roman" w:cs="Times New Roman"/>
           <w:b/>
           <w:bCs/>
-          <w:sz w:val="32"/>
-          <w:szCs w:val="32"/>
-        </w:rPr>
-        <w:t xml:space="preserve"> - </w:t>
-      </w:r>
-      <w:r>
-        <w:rPr>
-          <w:rFonts w:ascii="Times New Roman" w:hAnsi="Times New Roman" w:cs="Times New Roman"/>
-          <w:b/>
-          <w:bCs/>
-          <w:sz w:val="32"/>
-          <w:szCs w:val="32"/>
-        </w:rPr>
-        <w:t>Other Specific Types</w:t>
+          <w:color w:val="000000" w:themeColor="text1"/>
+        </w:rPr>
+        <w:t xml:space="preserve"> - Other Specific Types</w:t>
       </w:r>
     </w:p>
     <w:p>
       <w:pPr>
-        <w:rPr>
-          <w:rFonts w:ascii="Times New Roman" w:hAnsi="Times New Roman" w:cs="Times New Roman"/>
-          <w:b/>
-          <w:bCs/>
-          <w:sz w:val="32"/>
-          <w:szCs w:val="32"/>
+        <w:pStyle w:val="Heading3"/>
+        <w:rPr>
+          <w:rFonts w:ascii="Times New Roman" w:hAnsi="Times New Roman" w:cs="Times New Roman"/>
+          <w:b/>
+          <w:bCs/>
+          <w:color w:val="000000" w:themeColor="text1"/>
         </w:rPr>
       </w:pPr>
       <w:r>
@@ -21302,8 +21101,7 @@
           <w:rFonts w:ascii="Times New Roman" w:hAnsi="Times New Roman" w:cs="Times New Roman"/>
           <w:b/>
           <w:bCs/>
-          <w:sz w:val="32"/>
-          <w:szCs w:val="32"/>
+          <w:color w:val="000000" w:themeColor="text1"/>
         </w:rPr>
         <w:t xml:space="preserve">7.3.1 Các </w:t>
       </w:r>
@@ -21313,8 +21111,7 @@
           <w:rFonts w:ascii="Times New Roman" w:hAnsi="Times New Roman" w:cs="Times New Roman"/>
           <w:b/>
           <w:bCs/>
-          <w:sz w:val="32"/>
-          <w:szCs w:val="32"/>
+          <w:color w:val="000000" w:themeColor="text1"/>
         </w:rPr>
         <w:t>khiếm</w:t>
       </w:r>
@@ -21324,19 +21121,17 @@
           <w:rFonts w:ascii="Times New Roman" w:hAnsi="Times New Roman" w:cs="Times New Roman"/>
           <w:b/>
           <w:bCs/>
-          <w:sz w:val="32"/>
-          <w:szCs w:val="32"/>
-        </w:rPr>
-        <w:t xml:space="preserve"> </w:t>
-      </w:r>
-      <w:proofErr w:type="spellStart"/>
-      <w:r>
-        <w:rPr>
-          <w:rFonts w:ascii="Times New Roman" w:hAnsi="Times New Roman" w:cs="Times New Roman"/>
-          <w:b/>
-          <w:bCs/>
-          <w:sz w:val="32"/>
-          <w:szCs w:val="32"/>
+          <w:color w:val="000000" w:themeColor="text1"/>
+        </w:rPr>
+        <w:t xml:space="preserve"> </w:t>
+      </w:r>
+      <w:proofErr w:type="spellStart"/>
+      <w:r>
+        <w:rPr>
+          <w:rFonts w:ascii="Times New Roman" w:hAnsi="Times New Roman" w:cs="Times New Roman"/>
+          <w:b/>
+          <w:bCs/>
+          <w:color w:val="000000" w:themeColor="text1"/>
         </w:rPr>
         <w:t>khuyết</w:t>
       </w:r>
@@ -21346,8 +21141,7 @@
           <w:rFonts w:ascii="Times New Roman" w:hAnsi="Times New Roman" w:cs="Times New Roman"/>
           <w:b/>
           <w:bCs/>
-          <w:sz w:val="32"/>
-          <w:szCs w:val="32"/>
+          <w:color w:val="000000" w:themeColor="text1"/>
         </w:rPr>
         <w:t xml:space="preserve"> di </w:t>
       </w:r>
@@ -21357,8 +21151,7 @@
           <w:rFonts w:ascii="Times New Roman" w:hAnsi="Times New Roman" w:cs="Times New Roman"/>
           <w:b/>
           <w:bCs/>
-          <w:sz w:val="32"/>
-          <w:szCs w:val="32"/>
+          <w:color w:val="000000" w:themeColor="text1"/>
         </w:rPr>
         <w:t>truyền</w:t>
       </w:r>
@@ -21368,19 +21161,17 @@
           <w:rFonts w:ascii="Times New Roman" w:hAnsi="Times New Roman" w:cs="Times New Roman"/>
           <w:b/>
           <w:bCs/>
-          <w:sz w:val="32"/>
-          <w:szCs w:val="32"/>
-        </w:rPr>
-        <w:t xml:space="preserve"> </w:t>
-      </w:r>
-      <w:proofErr w:type="spellStart"/>
-      <w:r>
-        <w:rPr>
-          <w:rFonts w:ascii="Times New Roman" w:hAnsi="Times New Roman" w:cs="Times New Roman"/>
-          <w:b/>
-          <w:bCs/>
-          <w:sz w:val="32"/>
-          <w:szCs w:val="32"/>
+          <w:color w:val="000000" w:themeColor="text1"/>
+        </w:rPr>
+        <w:t xml:space="preserve"> </w:t>
+      </w:r>
+      <w:proofErr w:type="spellStart"/>
+      <w:r>
+        <w:rPr>
+          <w:rFonts w:ascii="Times New Roman" w:hAnsi="Times New Roman" w:cs="Times New Roman"/>
+          <w:b/>
+          <w:bCs/>
+          <w:color w:val="000000" w:themeColor="text1"/>
         </w:rPr>
         <w:t>liên</w:t>
       </w:r>
@@ -21390,19 +21181,17 @@
           <w:rFonts w:ascii="Times New Roman" w:hAnsi="Times New Roman" w:cs="Times New Roman"/>
           <w:b/>
           <w:bCs/>
-          <w:sz w:val="32"/>
-          <w:szCs w:val="32"/>
-        </w:rPr>
-        <w:t xml:space="preserve"> </w:t>
-      </w:r>
-      <w:proofErr w:type="spellStart"/>
-      <w:r>
-        <w:rPr>
-          <w:rFonts w:ascii="Times New Roman" w:hAnsi="Times New Roman" w:cs="Times New Roman"/>
-          <w:b/>
-          <w:bCs/>
-          <w:sz w:val="32"/>
-          <w:szCs w:val="32"/>
+          <w:color w:val="000000" w:themeColor="text1"/>
+        </w:rPr>
+        <w:t xml:space="preserve"> </w:t>
+      </w:r>
+      <w:proofErr w:type="spellStart"/>
+      <w:r>
+        <w:rPr>
+          <w:rFonts w:ascii="Times New Roman" w:hAnsi="Times New Roman" w:cs="Times New Roman"/>
+          <w:b/>
+          <w:bCs/>
+          <w:color w:val="000000" w:themeColor="text1"/>
         </w:rPr>
         <w:t>quan</w:t>
       </w:r>
@@ -21412,19 +21201,17 @@
           <w:rFonts w:ascii="Times New Roman" w:hAnsi="Times New Roman" w:cs="Times New Roman"/>
           <w:b/>
           <w:bCs/>
-          <w:sz w:val="32"/>
-          <w:szCs w:val="32"/>
-        </w:rPr>
-        <w:t xml:space="preserve"> </w:t>
-      </w:r>
-      <w:proofErr w:type="spellStart"/>
-      <w:r>
-        <w:rPr>
-          <w:rFonts w:ascii="Times New Roman" w:hAnsi="Times New Roman" w:cs="Times New Roman"/>
-          <w:b/>
-          <w:bCs/>
-          <w:sz w:val="32"/>
-          <w:szCs w:val="32"/>
+          <w:color w:val="000000" w:themeColor="text1"/>
+        </w:rPr>
+        <w:t xml:space="preserve"> </w:t>
+      </w:r>
+      <w:proofErr w:type="spellStart"/>
+      <w:r>
+        <w:rPr>
+          <w:rFonts w:ascii="Times New Roman" w:hAnsi="Times New Roman" w:cs="Times New Roman"/>
+          <w:b/>
+          <w:bCs/>
+          <w:color w:val="000000" w:themeColor="text1"/>
         </w:rPr>
         <w:t>đến</w:t>
       </w:r>
@@ -21434,19 +21221,17 @@
           <w:rFonts w:ascii="Times New Roman" w:hAnsi="Times New Roman" w:cs="Times New Roman"/>
           <w:b/>
           <w:bCs/>
-          <w:sz w:val="32"/>
-          <w:szCs w:val="32"/>
-        </w:rPr>
-        <w:t xml:space="preserve"> </w:t>
-      </w:r>
-      <w:proofErr w:type="spellStart"/>
-      <w:r>
-        <w:rPr>
-          <w:rFonts w:ascii="Times New Roman" w:hAnsi="Times New Roman" w:cs="Times New Roman"/>
-          <w:b/>
-          <w:bCs/>
-          <w:sz w:val="32"/>
-          <w:szCs w:val="32"/>
+          <w:color w:val="000000" w:themeColor="text1"/>
+        </w:rPr>
+        <w:t xml:space="preserve"> </w:t>
+      </w:r>
+      <w:proofErr w:type="spellStart"/>
+      <w:r>
+        <w:rPr>
+          <w:rFonts w:ascii="Times New Roman" w:hAnsi="Times New Roman" w:cs="Times New Roman"/>
+          <w:b/>
+          <w:bCs/>
+          <w:color w:val="000000" w:themeColor="text1"/>
         </w:rPr>
         <w:t>chức</w:t>
       </w:r>
@@ -21456,19 +21241,17 @@
           <w:rFonts w:ascii="Times New Roman" w:hAnsi="Times New Roman" w:cs="Times New Roman"/>
           <w:b/>
           <w:bCs/>
-          <w:sz w:val="32"/>
-          <w:szCs w:val="32"/>
-        </w:rPr>
-        <w:t xml:space="preserve"> </w:t>
-      </w:r>
-      <w:proofErr w:type="spellStart"/>
-      <w:r>
-        <w:rPr>
-          <w:rFonts w:ascii="Times New Roman" w:hAnsi="Times New Roman" w:cs="Times New Roman"/>
-          <w:b/>
-          <w:bCs/>
-          <w:sz w:val="32"/>
-          <w:szCs w:val="32"/>
+          <w:color w:val="000000" w:themeColor="text1"/>
+        </w:rPr>
+        <w:t xml:space="preserve"> </w:t>
+      </w:r>
+      <w:proofErr w:type="spellStart"/>
+      <w:r>
+        <w:rPr>
+          <w:rFonts w:ascii="Times New Roman" w:hAnsi="Times New Roman" w:cs="Times New Roman"/>
+          <w:b/>
+          <w:bCs/>
+          <w:color w:val="000000" w:themeColor="text1"/>
         </w:rPr>
         <w:t>năng</w:t>
       </w:r>
@@ -21478,19 +21261,17 @@
           <w:rFonts w:ascii="Times New Roman" w:hAnsi="Times New Roman" w:cs="Times New Roman"/>
           <w:b/>
           <w:bCs/>
-          <w:sz w:val="32"/>
-          <w:szCs w:val="32"/>
-        </w:rPr>
-        <w:t xml:space="preserve"> </w:t>
-      </w:r>
-      <w:proofErr w:type="spellStart"/>
-      <w:r>
-        <w:rPr>
-          <w:rFonts w:ascii="Times New Roman" w:hAnsi="Times New Roman" w:cs="Times New Roman"/>
-          <w:b/>
-          <w:bCs/>
-          <w:sz w:val="32"/>
-          <w:szCs w:val="32"/>
+          <w:color w:val="000000" w:themeColor="text1"/>
+        </w:rPr>
+        <w:t xml:space="preserve"> </w:t>
+      </w:r>
+      <w:proofErr w:type="spellStart"/>
+      <w:r>
+        <w:rPr>
+          <w:rFonts w:ascii="Times New Roman" w:hAnsi="Times New Roman" w:cs="Times New Roman"/>
+          <w:b/>
+          <w:bCs/>
+          <w:color w:val="000000" w:themeColor="text1"/>
         </w:rPr>
         <w:t>của</w:t>
       </w:r>
@@ -21500,19 +21281,17 @@
           <w:rFonts w:ascii="Times New Roman" w:hAnsi="Times New Roman" w:cs="Times New Roman"/>
           <w:b/>
           <w:bCs/>
-          <w:sz w:val="32"/>
-          <w:szCs w:val="32"/>
-        </w:rPr>
-        <w:t xml:space="preserve"> </w:t>
-      </w:r>
-      <w:proofErr w:type="spellStart"/>
-      <w:r>
-        <w:rPr>
-          <w:rFonts w:ascii="Times New Roman" w:hAnsi="Times New Roman" w:cs="Times New Roman"/>
-          <w:b/>
-          <w:bCs/>
-          <w:sz w:val="32"/>
-          <w:szCs w:val="32"/>
+          <w:color w:val="000000" w:themeColor="text1"/>
+        </w:rPr>
+        <w:t xml:space="preserve"> </w:t>
+      </w:r>
+      <w:proofErr w:type="spellStart"/>
+      <w:r>
+        <w:rPr>
+          <w:rFonts w:ascii="Times New Roman" w:hAnsi="Times New Roman" w:cs="Times New Roman"/>
+          <w:b/>
+          <w:bCs/>
+          <w:color w:val="000000" w:themeColor="text1"/>
         </w:rPr>
         <w:t>tế</w:t>
       </w:r>
@@ -21522,19 +21301,17 @@
           <w:rFonts w:ascii="Times New Roman" w:hAnsi="Times New Roman" w:cs="Times New Roman"/>
           <w:b/>
           <w:bCs/>
-          <w:sz w:val="32"/>
-          <w:szCs w:val="32"/>
-        </w:rPr>
-        <w:t xml:space="preserve"> </w:t>
-      </w:r>
-      <w:proofErr w:type="spellStart"/>
-      <w:r>
-        <w:rPr>
-          <w:rFonts w:ascii="Times New Roman" w:hAnsi="Times New Roman" w:cs="Times New Roman"/>
-          <w:b/>
-          <w:bCs/>
-          <w:sz w:val="32"/>
-          <w:szCs w:val="32"/>
+          <w:color w:val="000000" w:themeColor="text1"/>
+        </w:rPr>
+        <w:t xml:space="preserve"> </w:t>
+      </w:r>
+      <w:proofErr w:type="spellStart"/>
+      <w:r>
+        <w:rPr>
+          <w:rFonts w:ascii="Times New Roman" w:hAnsi="Times New Roman" w:cs="Times New Roman"/>
+          <w:b/>
+          <w:bCs/>
+          <w:color w:val="000000" w:themeColor="text1"/>
         </w:rPr>
         <w:t>bào</w:t>
       </w:r>
@@ -21544,8 +21321,7 @@
           <w:rFonts w:ascii="Times New Roman" w:hAnsi="Times New Roman" w:cs="Times New Roman"/>
           <w:b/>
           <w:bCs/>
-          <w:sz w:val="32"/>
-          <w:szCs w:val="32"/>
+          <w:color w:val="000000" w:themeColor="text1"/>
         </w:rPr>
         <w:t xml:space="preserve"> beta</w:t>
       </w:r>
@@ -24873,16 +24649,16 @@
           <w:sz w:val="32"/>
           <w:szCs w:val="32"/>
         </w:rPr>
-        <w:t>Các đ</w:t>
-      </w:r>
-      <w:proofErr w:type="spellStart"/>
-      <w:r>
-        <w:rPr>
-          <w:rFonts w:ascii="Times New Roman" w:hAnsi="Times New Roman" w:cs="Times New Roman"/>
-          <w:sz w:val="32"/>
-          <w:szCs w:val="32"/>
-        </w:rPr>
-        <w:t>ột</w:t>
+        <w:t xml:space="preserve">Các </w:t>
+      </w:r>
+      <w:proofErr w:type="spellStart"/>
+      <w:r>
+        <w:rPr>
+          <w:rFonts w:ascii="Times New Roman" w:hAnsi="Times New Roman" w:cs="Times New Roman"/>
+          <w:sz w:val="32"/>
+          <w:szCs w:val="32"/>
+        </w:rPr>
+        <w:t>đột</w:t>
       </w:r>
       <w:proofErr w:type="spellEnd"/>
       <w:r>
@@ -28983,12 +28759,12 @@
     </w:p>
     <w:p>
       <w:pPr>
-        <w:rPr>
-          <w:rFonts w:ascii="Times New Roman" w:hAnsi="Times New Roman" w:cs="Times New Roman"/>
-          <w:b/>
-          <w:bCs/>
-          <w:sz w:val="32"/>
-          <w:szCs w:val="32"/>
+        <w:pStyle w:val="Heading3"/>
+        <w:rPr>
+          <w:rFonts w:ascii="Times New Roman" w:hAnsi="Times New Roman" w:cs="Times New Roman"/>
+          <w:b/>
+          <w:bCs/>
+          <w:color w:val="000000" w:themeColor="text1"/>
         </w:rPr>
       </w:pPr>
       <w:r>
@@ -28996,8 +28772,7 @@
           <w:rFonts w:ascii="Times New Roman" w:hAnsi="Times New Roman" w:cs="Times New Roman"/>
           <w:b/>
           <w:bCs/>
-          <w:sz w:val="32"/>
-          <w:szCs w:val="32"/>
+          <w:color w:val="000000" w:themeColor="text1"/>
         </w:rPr>
         <w:t xml:space="preserve">7.3.2 </w:t>
       </w:r>
@@ -29007,8 +28782,7 @@
           <w:rFonts w:ascii="Times New Roman" w:hAnsi="Times New Roman" w:cs="Times New Roman"/>
           <w:b/>
           <w:bCs/>
-          <w:sz w:val="32"/>
-          <w:szCs w:val="32"/>
+          <w:color w:val="000000" w:themeColor="text1"/>
         </w:rPr>
         <w:t>Khiếm</w:t>
       </w:r>
@@ -29018,19 +28792,17 @@
           <w:rFonts w:ascii="Times New Roman" w:hAnsi="Times New Roman" w:cs="Times New Roman"/>
           <w:b/>
           <w:bCs/>
-          <w:sz w:val="32"/>
-          <w:szCs w:val="32"/>
-        </w:rPr>
-        <w:t xml:space="preserve"> </w:t>
-      </w:r>
-      <w:proofErr w:type="spellStart"/>
-      <w:r>
-        <w:rPr>
-          <w:rFonts w:ascii="Times New Roman" w:hAnsi="Times New Roman" w:cs="Times New Roman"/>
-          <w:b/>
-          <w:bCs/>
-          <w:sz w:val="32"/>
-          <w:szCs w:val="32"/>
+          <w:color w:val="000000" w:themeColor="text1"/>
+        </w:rPr>
+        <w:t xml:space="preserve"> </w:t>
+      </w:r>
+      <w:proofErr w:type="spellStart"/>
+      <w:r>
+        <w:rPr>
+          <w:rFonts w:ascii="Times New Roman" w:hAnsi="Times New Roman" w:cs="Times New Roman"/>
+          <w:b/>
+          <w:bCs/>
+          <w:color w:val="000000" w:themeColor="text1"/>
         </w:rPr>
         <w:t>khuyết</w:t>
       </w:r>
@@ -29040,8 +28812,7 @@
           <w:rFonts w:ascii="Times New Roman" w:hAnsi="Times New Roman" w:cs="Times New Roman"/>
           <w:b/>
           <w:bCs/>
-          <w:sz w:val="32"/>
-          <w:szCs w:val="32"/>
+          <w:color w:val="000000" w:themeColor="text1"/>
         </w:rPr>
         <w:t xml:space="preserve"> di </w:t>
       </w:r>
@@ -29051,8 +28822,7 @@
           <w:rFonts w:ascii="Times New Roman" w:hAnsi="Times New Roman" w:cs="Times New Roman"/>
           <w:b/>
           <w:bCs/>
-          <w:sz w:val="32"/>
-          <w:szCs w:val="32"/>
+          <w:color w:val="000000" w:themeColor="text1"/>
         </w:rPr>
         <w:t>truyền</w:t>
       </w:r>
@@ -29062,19 +28832,17 @@
           <w:rFonts w:ascii="Times New Roman" w:hAnsi="Times New Roman" w:cs="Times New Roman"/>
           <w:b/>
           <w:bCs/>
-          <w:sz w:val="32"/>
-          <w:szCs w:val="32"/>
-        </w:rPr>
-        <w:t xml:space="preserve"> </w:t>
-      </w:r>
-      <w:proofErr w:type="spellStart"/>
-      <w:r>
-        <w:rPr>
-          <w:rFonts w:ascii="Times New Roman" w:hAnsi="Times New Roman" w:cs="Times New Roman"/>
-          <w:b/>
-          <w:bCs/>
-          <w:sz w:val="32"/>
-          <w:szCs w:val="32"/>
+          <w:color w:val="000000" w:themeColor="text1"/>
+        </w:rPr>
+        <w:t xml:space="preserve"> </w:t>
+      </w:r>
+      <w:proofErr w:type="spellStart"/>
+      <w:r>
+        <w:rPr>
+          <w:rFonts w:ascii="Times New Roman" w:hAnsi="Times New Roman" w:cs="Times New Roman"/>
+          <w:b/>
+          <w:bCs/>
+          <w:color w:val="000000" w:themeColor="text1"/>
         </w:rPr>
         <w:t>trong</w:t>
       </w:r>
@@ -29084,19 +28852,17 @@
           <w:rFonts w:ascii="Times New Roman" w:hAnsi="Times New Roman" w:cs="Times New Roman"/>
           <w:b/>
           <w:bCs/>
-          <w:sz w:val="32"/>
-          <w:szCs w:val="32"/>
-        </w:rPr>
-        <w:t xml:space="preserve"> </w:t>
-      </w:r>
-      <w:proofErr w:type="spellStart"/>
-      <w:r>
-        <w:rPr>
-          <w:rFonts w:ascii="Times New Roman" w:hAnsi="Times New Roman" w:cs="Times New Roman"/>
-          <w:b/>
-          <w:bCs/>
-          <w:sz w:val="32"/>
-          <w:szCs w:val="32"/>
+          <w:color w:val="000000" w:themeColor="text1"/>
+        </w:rPr>
+        <w:t xml:space="preserve"> </w:t>
+      </w:r>
+      <w:proofErr w:type="spellStart"/>
+      <w:r>
+        <w:rPr>
+          <w:rFonts w:ascii="Times New Roman" w:hAnsi="Times New Roman" w:cs="Times New Roman"/>
+          <w:b/>
+          <w:bCs/>
+          <w:color w:val="000000" w:themeColor="text1"/>
         </w:rPr>
         <w:t>tác</w:t>
       </w:r>
@@ -29106,19 +28872,17 @@
           <w:rFonts w:ascii="Times New Roman" w:hAnsi="Times New Roman" w:cs="Times New Roman"/>
           <w:b/>
           <w:bCs/>
-          <w:sz w:val="32"/>
-          <w:szCs w:val="32"/>
-        </w:rPr>
-        <w:t xml:space="preserve"> </w:t>
-      </w:r>
-      <w:proofErr w:type="spellStart"/>
-      <w:r>
-        <w:rPr>
-          <w:rFonts w:ascii="Times New Roman" w:hAnsi="Times New Roman" w:cs="Times New Roman"/>
-          <w:b/>
-          <w:bCs/>
-          <w:sz w:val="32"/>
-          <w:szCs w:val="32"/>
+          <w:color w:val="000000" w:themeColor="text1"/>
+        </w:rPr>
+        <w:t xml:space="preserve"> </w:t>
+      </w:r>
+      <w:proofErr w:type="spellStart"/>
+      <w:r>
+        <w:rPr>
+          <w:rFonts w:ascii="Times New Roman" w:hAnsi="Times New Roman" w:cs="Times New Roman"/>
+          <w:b/>
+          <w:bCs/>
+          <w:color w:val="000000" w:themeColor="text1"/>
         </w:rPr>
         <w:t>động</w:t>
       </w:r>
@@ -29128,19 +28892,17 @@
           <w:rFonts w:ascii="Times New Roman" w:hAnsi="Times New Roman" w:cs="Times New Roman"/>
           <w:b/>
           <w:bCs/>
-          <w:sz w:val="32"/>
-          <w:szCs w:val="32"/>
-        </w:rPr>
-        <w:t xml:space="preserve"> </w:t>
-      </w:r>
-      <w:proofErr w:type="spellStart"/>
-      <w:r>
-        <w:rPr>
-          <w:rFonts w:ascii="Times New Roman" w:hAnsi="Times New Roman" w:cs="Times New Roman"/>
-          <w:b/>
-          <w:bCs/>
-          <w:sz w:val="32"/>
-          <w:szCs w:val="32"/>
+          <w:color w:val="000000" w:themeColor="text1"/>
+        </w:rPr>
+        <w:t xml:space="preserve"> </w:t>
+      </w:r>
+      <w:proofErr w:type="spellStart"/>
+      <w:r>
+        <w:rPr>
+          <w:rFonts w:ascii="Times New Roman" w:hAnsi="Times New Roman" w:cs="Times New Roman"/>
+          <w:b/>
+          <w:bCs/>
+          <w:color w:val="000000" w:themeColor="text1"/>
         </w:rPr>
         <w:t>của</w:t>
       </w:r>
@@ -29150,8 +28912,7 @@
           <w:rFonts w:ascii="Times New Roman" w:hAnsi="Times New Roman" w:cs="Times New Roman"/>
           <w:b/>
           <w:bCs/>
-          <w:sz w:val="32"/>
-          <w:szCs w:val="32"/>
+          <w:color w:val="000000" w:themeColor="text1"/>
         </w:rPr>
         <w:t xml:space="preserve"> insulin</w:t>
       </w:r>
@@ -31834,12 +31595,12 @@
     </w:p>
     <w:p>
       <w:pPr>
-        <w:rPr>
-          <w:rFonts w:ascii="Times New Roman" w:hAnsi="Times New Roman" w:cs="Times New Roman"/>
-          <w:b/>
-          <w:bCs/>
-          <w:sz w:val="32"/>
-          <w:szCs w:val="32"/>
+        <w:pStyle w:val="Heading3"/>
+        <w:rPr>
+          <w:rFonts w:ascii="Times New Roman" w:hAnsi="Times New Roman" w:cs="Times New Roman"/>
+          <w:b/>
+          <w:bCs/>
+          <w:color w:val="000000" w:themeColor="text1"/>
         </w:rPr>
       </w:pPr>
       <w:r>
@@ -31847,8 +31608,7 @@
           <w:rFonts w:ascii="Times New Roman" w:hAnsi="Times New Roman" w:cs="Times New Roman"/>
           <w:b/>
           <w:bCs/>
-          <w:sz w:val="32"/>
-          <w:szCs w:val="32"/>
+          <w:color w:val="000000" w:themeColor="text1"/>
         </w:rPr>
         <w:t xml:space="preserve">7.3.3 </w:t>
       </w:r>
@@ -31858,8 +31618,7 @@
           <w:rFonts w:ascii="Times New Roman" w:hAnsi="Times New Roman" w:cs="Times New Roman"/>
           <w:b/>
           <w:bCs/>
-          <w:sz w:val="32"/>
-          <w:szCs w:val="32"/>
+          <w:color w:val="000000" w:themeColor="text1"/>
         </w:rPr>
         <w:t>Bệnh</w:t>
       </w:r>
@@ -31869,19 +31628,17 @@
           <w:rFonts w:ascii="Times New Roman" w:hAnsi="Times New Roman" w:cs="Times New Roman"/>
           <w:b/>
           <w:bCs/>
-          <w:sz w:val="32"/>
-          <w:szCs w:val="32"/>
-        </w:rPr>
-        <w:t xml:space="preserve"> </w:t>
-      </w:r>
-      <w:proofErr w:type="spellStart"/>
-      <w:r>
-        <w:rPr>
-          <w:rFonts w:ascii="Times New Roman" w:hAnsi="Times New Roman" w:cs="Times New Roman"/>
-          <w:b/>
-          <w:bCs/>
-          <w:sz w:val="32"/>
-          <w:szCs w:val="32"/>
+          <w:color w:val="000000" w:themeColor="text1"/>
+        </w:rPr>
+        <w:t xml:space="preserve"> </w:t>
+      </w:r>
+      <w:proofErr w:type="spellStart"/>
+      <w:r>
+        <w:rPr>
+          <w:rFonts w:ascii="Times New Roman" w:hAnsi="Times New Roman" w:cs="Times New Roman"/>
+          <w:b/>
+          <w:bCs/>
+          <w:color w:val="000000" w:themeColor="text1"/>
         </w:rPr>
         <w:t>lý</w:t>
       </w:r>
@@ -31891,19 +31648,17 @@
           <w:rFonts w:ascii="Times New Roman" w:hAnsi="Times New Roman" w:cs="Times New Roman"/>
           <w:b/>
           <w:bCs/>
-          <w:sz w:val="32"/>
-          <w:szCs w:val="32"/>
-        </w:rPr>
-        <w:t xml:space="preserve"> </w:t>
-      </w:r>
-      <w:proofErr w:type="spellStart"/>
-      <w:r>
-        <w:rPr>
-          <w:rFonts w:ascii="Times New Roman" w:hAnsi="Times New Roman" w:cs="Times New Roman"/>
-          <w:b/>
-          <w:bCs/>
-          <w:sz w:val="32"/>
-          <w:szCs w:val="32"/>
+          <w:color w:val="000000" w:themeColor="text1"/>
+        </w:rPr>
+        <w:t xml:space="preserve"> </w:t>
+      </w:r>
+      <w:proofErr w:type="spellStart"/>
+      <w:r>
+        <w:rPr>
+          <w:rFonts w:ascii="Times New Roman" w:hAnsi="Times New Roman" w:cs="Times New Roman"/>
+          <w:b/>
+          <w:bCs/>
+          <w:color w:val="000000" w:themeColor="text1"/>
         </w:rPr>
         <w:t>của</w:t>
       </w:r>
@@ -31913,19 +31668,17 @@
           <w:rFonts w:ascii="Times New Roman" w:hAnsi="Times New Roman" w:cs="Times New Roman"/>
           <w:b/>
           <w:bCs/>
-          <w:sz w:val="32"/>
-          <w:szCs w:val="32"/>
-        </w:rPr>
-        <w:t xml:space="preserve"> </w:t>
-      </w:r>
-      <w:proofErr w:type="spellStart"/>
-      <w:r>
-        <w:rPr>
-          <w:rFonts w:ascii="Times New Roman" w:hAnsi="Times New Roman" w:cs="Times New Roman"/>
-          <w:b/>
-          <w:bCs/>
-          <w:sz w:val="32"/>
-          <w:szCs w:val="32"/>
+          <w:color w:val="000000" w:themeColor="text1"/>
+        </w:rPr>
+        <w:t xml:space="preserve"> </w:t>
+      </w:r>
+      <w:proofErr w:type="spellStart"/>
+      <w:r>
+        <w:rPr>
+          <w:rFonts w:ascii="Times New Roman" w:hAnsi="Times New Roman" w:cs="Times New Roman"/>
+          <w:b/>
+          <w:bCs/>
+          <w:color w:val="000000" w:themeColor="text1"/>
         </w:rPr>
         <w:t>tuyến</w:t>
       </w:r>
@@ -31935,19 +31688,17 @@
           <w:rFonts w:ascii="Times New Roman" w:hAnsi="Times New Roman" w:cs="Times New Roman"/>
           <w:b/>
           <w:bCs/>
-          <w:sz w:val="32"/>
-          <w:szCs w:val="32"/>
-        </w:rPr>
-        <w:t xml:space="preserve"> </w:t>
-      </w:r>
-      <w:proofErr w:type="spellStart"/>
-      <w:r>
-        <w:rPr>
-          <w:rFonts w:ascii="Times New Roman" w:hAnsi="Times New Roman" w:cs="Times New Roman"/>
-          <w:b/>
-          <w:bCs/>
-          <w:sz w:val="32"/>
-          <w:szCs w:val="32"/>
+          <w:color w:val="000000" w:themeColor="text1"/>
+        </w:rPr>
+        <w:t xml:space="preserve"> </w:t>
+      </w:r>
+      <w:proofErr w:type="spellStart"/>
+      <w:r>
+        <w:rPr>
+          <w:rFonts w:ascii="Times New Roman" w:hAnsi="Times New Roman" w:cs="Times New Roman"/>
+          <w:b/>
+          <w:bCs/>
+          <w:color w:val="000000" w:themeColor="text1"/>
         </w:rPr>
         <w:t>tụy</w:t>
       </w:r>
@@ -31957,19 +31708,17 @@
           <w:rFonts w:ascii="Times New Roman" w:hAnsi="Times New Roman" w:cs="Times New Roman"/>
           <w:b/>
           <w:bCs/>
-          <w:sz w:val="32"/>
-          <w:szCs w:val="32"/>
-        </w:rPr>
-        <w:t xml:space="preserve"> </w:t>
-      </w:r>
-      <w:proofErr w:type="spellStart"/>
-      <w:r>
-        <w:rPr>
-          <w:rFonts w:ascii="Times New Roman" w:hAnsi="Times New Roman" w:cs="Times New Roman"/>
-          <w:b/>
-          <w:bCs/>
-          <w:sz w:val="32"/>
-          <w:szCs w:val="32"/>
+          <w:color w:val="000000" w:themeColor="text1"/>
+        </w:rPr>
+        <w:t xml:space="preserve"> </w:t>
+      </w:r>
+      <w:proofErr w:type="spellStart"/>
+      <w:r>
+        <w:rPr>
+          <w:rFonts w:ascii="Times New Roman" w:hAnsi="Times New Roman" w:cs="Times New Roman"/>
+          <w:b/>
+          <w:bCs/>
+          <w:color w:val="000000" w:themeColor="text1"/>
         </w:rPr>
         <w:t>ngoại</w:t>
       </w:r>
@@ -31979,19 +31728,17 @@
           <w:rFonts w:ascii="Times New Roman" w:hAnsi="Times New Roman" w:cs="Times New Roman"/>
           <w:b/>
           <w:bCs/>
-          <w:sz w:val="32"/>
-          <w:szCs w:val="32"/>
-        </w:rPr>
-        <w:t xml:space="preserve"> </w:t>
-      </w:r>
-      <w:proofErr w:type="spellStart"/>
-      <w:r>
-        <w:rPr>
-          <w:rFonts w:ascii="Times New Roman" w:hAnsi="Times New Roman" w:cs="Times New Roman"/>
-          <w:b/>
-          <w:bCs/>
-          <w:sz w:val="32"/>
-          <w:szCs w:val="32"/>
+          <w:color w:val="000000" w:themeColor="text1"/>
+        </w:rPr>
+        <w:t xml:space="preserve"> </w:t>
+      </w:r>
+      <w:proofErr w:type="spellStart"/>
+      <w:r>
+        <w:rPr>
+          <w:rFonts w:ascii="Times New Roman" w:hAnsi="Times New Roman" w:cs="Times New Roman"/>
+          <w:b/>
+          <w:bCs/>
+          <w:color w:val="000000" w:themeColor="text1"/>
         </w:rPr>
         <w:t>tiết</w:t>
       </w:r>
@@ -34447,12 +34194,12 @@
     </w:p>
     <w:p>
       <w:pPr>
-        <w:rPr>
-          <w:rFonts w:ascii="Times New Roman" w:hAnsi="Times New Roman" w:cs="Times New Roman"/>
-          <w:b/>
-          <w:bCs/>
-          <w:sz w:val="32"/>
-          <w:szCs w:val="32"/>
+        <w:pStyle w:val="Heading3"/>
+        <w:rPr>
+          <w:rFonts w:ascii="Times New Roman" w:hAnsi="Times New Roman" w:cs="Times New Roman"/>
+          <w:b/>
+          <w:bCs/>
+          <w:color w:val="000000" w:themeColor="text1"/>
         </w:rPr>
       </w:pPr>
       <w:r>
@@ -34460,8 +34207,7 @@
           <w:rFonts w:ascii="Times New Roman" w:hAnsi="Times New Roman" w:cs="Times New Roman"/>
           <w:b/>
           <w:bCs/>
-          <w:sz w:val="32"/>
-          <w:szCs w:val="32"/>
+          <w:color w:val="000000" w:themeColor="text1"/>
         </w:rPr>
         <w:t xml:space="preserve">7.3.4 </w:t>
       </w:r>
@@ -34471,8 +34217,7 @@
           <w:rFonts w:ascii="Times New Roman" w:hAnsi="Times New Roman" w:cs="Times New Roman"/>
           <w:b/>
           <w:bCs/>
-          <w:sz w:val="32"/>
-          <w:szCs w:val="32"/>
+          <w:color w:val="000000" w:themeColor="text1"/>
         </w:rPr>
         <w:t>Rối</w:t>
       </w:r>
@@ -34482,19 +34227,17 @@
           <w:rFonts w:ascii="Times New Roman" w:hAnsi="Times New Roman" w:cs="Times New Roman"/>
           <w:b/>
           <w:bCs/>
-          <w:sz w:val="32"/>
-          <w:szCs w:val="32"/>
-        </w:rPr>
-        <w:t xml:space="preserve"> </w:t>
-      </w:r>
-      <w:proofErr w:type="spellStart"/>
-      <w:r>
-        <w:rPr>
-          <w:rFonts w:ascii="Times New Roman" w:hAnsi="Times New Roman" w:cs="Times New Roman"/>
-          <w:b/>
-          <w:bCs/>
-          <w:sz w:val="32"/>
-          <w:szCs w:val="32"/>
+          <w:color w:val="000000" w:themeColor="text1"/>
+        </w:rPr>
+        <w:t xml:space="preserve"> </w:t>
+      </w:r>
+      <w:proofErr w:type="spellStart"/>
+      <w:r>
+        <w:rPr>
+          <w:rFonts w:ascii="Times New Roman" w:hAnsi="Times New Roman" w:cs="Times New Roman"/>
+          <w:b/>
+          <w:bCs/>
+          <w:color w:val="000000" w:themeColor="text1"/>
         </w:rPr>
         <w:t>loạn</w:t>
       </w:r>
@@ -34504,19 +34247,17 @@
           <w:rFonts w:ascii="Times New Roman" w:hAnsi="Times New Roman" w:cs="Times New Roman"/>
           <w:b/>
           <w:bCs/>
-          <w:sz w:val="32"/>
-          <w:szCs w:val="32"/>
-        </w:rPr>
-        <w:t xml:space="preserve"> </w:t>
-      </w:r>
-      <w:proofErr w:type="spellStart"/>
-      <w:r>
-        <w:rPr>
-          <w:rFonts w:ascii="Times New Roman" w:hAnsi="Times New Roman" w:cs="Times New Roman"/>
-          <w:b/>
-          <w:bCs/>
-          <w:sz w:val="32"/>
-          <w:szCs w:val="32"/>
+          <w:color w:val="000000" w:themeColor="text1"/>
+        </w:rPr>
+        <w:t xml:space="preserve"> </w:t>
+      </w:r>
+      <w:proofErr w:type="spellStart"/>
+      <w:r>
+        <w:rPr>
+          <w:rFonts w:ascii="Times New Roman" w:hAnsi="Times New Roman" w:cs="Times New Roman"/>
+          <w:b/>
+          <w:bCs/>
+          <w:color w:val="000000" w:themeColor="text1"/>
         </w:rPr>
         <w:t>nội</w:t>
       </w:r>
@@ -34526,19 +34267,17 @@
           <w:rFonts w:ascii="Times New Roman" w:hAnsi="Times New Roman" w:cs="Times New Roman"/>
           <w:b/>
           <w:bCs/>
-          <w:sz w:val="32"/>
-          <w:szCs w:val="32"/>
-        </w:rPr>
-        <w:t xml:space="preserve"> </w:t>
-      </w:r>
-      <w:proofErr w:type="spellStart"/>
-      <w:r>
-        <w:rPr>
-          <w:rFonts w:ascii="Times New Roman" w:hAnsi="Times New Roman" w:cs="Times New Roman"/>
-          <w:b/>
-          <w:bCs/>
-          <w:sz w:val="32"/>
-          <w:szCs w:val="32"/>
+          <w:color w:val="000000" w:themeColor="text1"/>
+        </w:rPr>
+        <w:t xml:space="preserve"> </w:t>
+      </w:r>
+      <w:proofErr w:type="spellStart"/>
+      <w:r>
+        <w:rPr>
+          <w:rFonts w:ascii="Times New Roman" w:hAnsi="Times New Roman" w:cs="Times New Roman"/>
+          <w:b/>
+          <w:bCs/>
+          <w:color w:val="000000" w:themeColor="text1"/>
         </w:rPr>
         <w:t>tiết</w:t>
       </w:r>
@@ -36572,12 +36311,12 @@
     </w:p>
     <w:p>
       <w:pPr>
-        <w:rPr>
-          <w:rFonts w:ascii="Times New Roman" w:hAnsi="Times New Roman" w:cs="Times New Roman"/>
-          <w:b/>
-          <w:bCs/>
-          <w:sz w:val="32"/>
-          <w:szCs w:val="32"/>
+        <w:pStyle w:val="Heading3"/>
+        <w:rPr>
+          <w:rFonts w:ascii="Times New Roman" w:hAnsi="Times New Roman" w:cs="Times New Roman"/>
+          <w:b/>
+          <w:bCs/>
+          <w:color w:val="000000" w:themeColor="text1"/>
         </w:rPr>
       </w:pPr>
       <w:r>
@@ -36585,8 +36324,7 @@
           <w:rFonts w:ascii="Times New Roman" w:hAnsi="Times New Roman" w:cs="Times New Roman"/>
           <w:b/>
           <w:bCs/>
-          <w:sz w:val="32"/>
-          <w:szCs w:val="32"/>
+          <w:color w:val="000000" w:themeColor="text1"/>
         </w:rPr>
         <w:t xml:space="preserve">7.3.5 </w:t>
       </w:r>
@@ -36596,8 +36334,7 @@
           <w:rFonts w:ascii="Times New Roman" w:hAnsi="Times New Roman" w:cs="Times New Roman"/>
           <w:b/>
           <w:bCs/>
-          <w:sz w:val="32"/>
-          <w:szCs w:val="32"/>
+          <w:color w:val="000000" w:themeColor="text1"/>
         </w:rPr>
         <w:t>Đái</w:t>
       </w:r>
@@ -36607,19 +36344,17 @@
           <w:rFonts w:ascii="Times New Roman" w:hAnsi="Times New Roman" w:cs="Times New Roman"/>
           <w:b/>
           <w:bCs/>
-          <w:sz w:val="32"/>
-          <w:szCs w:val="32"/>
-        </w:rPr>
-        <w:t xml:space="preserve"> </w:t>
-      </w:r>
-      <w:proofErr w:type="spellStart"/>
-      <w:r>
-        <w:rPr>
-          <w:rFonts w:ascii="Times New Roman" w:hAnsi="Times New Roman" w:cs="Times New Roman"/>
-          <w:b/>
-          <w:bCs/>
-          <w:sz w:val="32"/>
-          <w:szCs w:val="32"/>
+          <w:color w:val="000000" w:themeColor="text1"/>
+        </w:rPr>
+        <w:t xml:space="preserve"> </w:t>
+      </w:r>
+      <w:proofErr w:type="spellStart"/>
+      <w:r>
+        <w:rPr>
+          <w:rFonts w:ascii="Times New Roman" w:hAnsi="Times New Roman" w:cs="Times New Roman"/>
+          <w:b/>
+          <w:bCs/>
+          <w:color w:val="000000" w:themeColor="text1"/>
         </w:rPr>
         <w:t>tháo</w:t>
       </w:r>
@@ -36629,19 +36364,17 @@
           <w:rFonts w:ascii="Times New Roman" w:hAnsi="Times New Roman" w:cs="Times New Roman"/>
           <w:b/>
           <w:bCs/>
-          <w:sz w:val="32"/>
-          <w:szCs w:val="32"/>
-        </w:rPr>
-        <w:t xml:space="preserve"> </w:t>
-      </w:r>
-      <w:proofErr w:type="spellStart"/>
-      <w:r>
-        <w:rPr>
-          <w:rFonts w:ascii="Times New Roman" w:hAnsi="Times New Roman" w:cs="Times New Roman"/>
-          <w:b/>
-          <w:bCs/>
-          <w:sz w:val="32"/>
-          <w:szCs w:val="32"/>
+          <w:color w:val="000000" w:themeColor="text1"/>
+        </w:rPr>
+        <w:t xml:space="preserve"> </w:t>
+      </w:r>
+      <w:proofErr w:type="spellStart"/>
+      <w:r>
+        <w:rPr>
+          <w:rFonts w:ascii="Times New Roman" w:hAnsi="Times New Roman" w:cs="Times New Roman"/>
+          <w:b/>
+          <w:bCs/>
+          <w:color w:val="000000" w:themeColor="text1"/>
         </w:rPr>
         <w:t>đường</w:t>
       </w:r>
@@ -36651,8 +36384,7 @@
           <w:rFonts w:ascii="Times New Roman" w:hAnsi="Times New Roman" w:cs="Times New Roman"/>
           <w:b/>
           <w:bCs/>
-          <w:sz w:val="32"/>
-          <w:szCs w:val="32"/>
+          <w:color w:val="000000" w:themeColor="text1"/>
         </w:rPr>
         <w:t xml:space="preserve"> do </w:t>
       </w:r>
@@ -36662,8 +36394,7 @@
           <w:rFonts w:ascii="Times New Roman" w:hAnsi="Times New Roman" w:cs="Times New Roman"/>
           <w:b/>
           <w:bCs/>
-          <w:sz w:val="32"/>
-          <w:szCs w:val="32"/>
+          <w:color w:val="000000" w:themeColor="text1"/>
         </w:rPr>
         <w:t>thuốc</w:t>
       </w:r>
@@ -36673,19 +36404,17 @@
           <w:rFonts w:ascii="Times New Roman" w:hAnsi="Times New Roman" w:cs="Times New Roman"/>
           <w:b/>
           <w:bCs/>
-          <w:sz w:val="32"/>
-          <w:szCs w:val="32"/>
-        </w:rPr>
-        <w:t xml:space="preserve"> </w:t>
-      </w:r>
-      <w:proofErr w:type="spellStart"/>
-      <w:r>
-        <w:rPr>
-          <w:rFonts w:ascii="Times New Roman" w:hAnsi="Times New Roman" w:cs="Times New Roman"/>
-          <w:b/>
-          <w:bCs/>
-          <w:sz w:val="32"/>
-          <w:szCs w:val="32"/>
+          <w:color w:val="000000" w:themeColor="text1"/>
+        </w:rPr>
+        <w:t xml:space="preserve"> </w:t>
+      </w:r>
+      <w:proofErr w:type="spellStart"/>
+      <w:r>
+        <w:rPr>
+          <w:rFonts w:ascii="Times New Roman" w:hAnsi="Times New Roman" w:cs="Times New Roman"/>
+          <w:b/>
+          <w:bCs/>
+          <w:color w:val="000000" w:themeColor="text1"/>
         </w:rPr>
         <w:t>hoặc</w:t>
       </w:r>
@@ -36695,19 +36424,17 @@
           <w:rFonts w:ascii="Times New Roman" w:hAnsi="Times New Roman" w:cs="Times New Roman"/>
           <w:b/>
           <w:bCs/>
-          <w:sz w:val="32"/>
-          <w:szCs w:val="32"/>
-        </w:rPr>
-        <w:t xml:space="preserve"> </w:t>
-      </w:r>
-      <w:proofErr w:type="spellStart"/>
-      <w:r>
-        <w:rPr>
-          <w:rFonts w:ascii="Times New Roman" w:hAnsi="Times New Roman" w:cs="Times New Roman"/>
-          <w:b/>
-          <w:bCs/>
-          <w:sz w:val="32"/>
-          <w:szCs w:val="32"/>
+          <w:color w:val="000000" w:themeColor="text1"/>
+        </w:rPr>
+        <w:t xml:space="preserve"> </w:t>
+      </w:r>
+      <w:proofErr w:type="spellStart"/>
+      <w:r>
+        <w:rPr>
+          <w:rFonts w:ascii="Times New Roman" w:hAnsi="Times New Roman" w:cs="Times New Roman"/>
+          <w:b/>
+          <w:bCs/>
+          <w:color w:val="000000" w:themeColor="text1"/>
         </w:rPr>
         <w:t>hóa</w:t>
       </w:r>
@@ -36717,19 +36444,17 @@
           <w:rFonts w:ascii="Times New Roman" w:hAnsi="Times New Roman" w:cs="Times New Roman"/>
           <w:b/>
           <w:bCs/>
-          <w:sz w:val="32"/>
-          <w:szCs w:val="32"/>
-        </w:rPr>
-        <w:t xml:space="preserve"> </w:t>
-      </w:r>
-      <w:proofErr w:type="spellStart"/>
-      <w:r>
-        <w:rPr>
-          <w:rFonts w:ascii="Times New Roman" w:hAnsi="Times New Roman" w:cs="Times New Roman"/>
-          <w:b/>
-          <w:bCs/>
-          <w:sz w:val="32"/>
-          <w:szCs w:val="32"/>
+          <w:color w:val="000000" w:themeColor="text1"/>
+        </w:rPr>
+        <w:t xml:space="preserve"> </w:t>
+      </w:r>
+      <w:proofErr w:type="spellStart"/>
+      <w:r>
+        <w:rPr>
+          <w:rFonts w:ascii="Times New Roman" w:hAnsi="Times New Roman" w:cs="Times New Roman"/>
+          <w:b/>
+          <w:bCs/>
+          <w:color w:val="000000" w:themeColor="text1"/>
         </w:rPr>
         <w:t>chất</w:t>
       </w:r>
@@ -36739,19 +36464,17 @@
           <w:rFonts w:ascii="Times New Roman" w:hAnsi="Times New Roman" w:cs="Times New Roman"/>
           <w:b/>
           <w:bCs/>
-          <w:sz w:val="32"/>
-          <w:szCs w:val="32"/>
-        </w:rPr>
-        <w:t xml:space="preserve"> </w:t>
-      </w:r>
-      <w:proofErr w:type="spellStart"/>
-      <w:r>
-        <w:rPr>
-          <w:rFonts w:ascii="Times New Roman" w:hAnsi="Times New Roman" w:cs="Times New Roman"/>
-          <w:b/>
-          <w:bCs/>
-          <w:sz w:val="32"/>
-          <w:szCs w:val="32"/>
+          <w:color w:val="000000" w:themeColor="text1"/>
+        </w:rPr>
+        <w:t xml:space="preserve"> </w:t>
+      </w:r>
+      <w:proofErr w:type="spellStart"/>
+      <w:r>
+        <w:rPr>
+          <w:rFonts w:ascii="Times New Roman" w:hAnsi="Times New Roman" w:cs="Times New Roman"/>
+          <w:b/>
+          <w:bCs/>
+          <w:color w:val="000000" w:themeColor="text1"/>
         </w:rPr>
         <w:t>gây</w:t>
       </w:r>
@@ -36761,19 +36484,17 @@
           <w:rFonts w:ascii="Times New Roman" w:hAnsi="Times New Roman" w:cs="Times New Roman"/>
           <w:b/>
           <w:bCs/>
-          <w:sz w:val="32"/>
-          <w:szCs w:val="32"/>
-        </w:rPr>
-        <w:t xml:space="preserve"> </w:t>
-      </w:r>
-      <w:proofErr w:type="spellStart"/>
-      <w:r>
-        <w:rPr>
-          <w:rFonts w:ascii="Times New Roman" w:hAnsi="Times New Roman" w:cs="Times New Roman"/>
-          <w:b/>
-          <w:bCs/>
-          <w:sz w:val="32"/>
-          <w:szCs w:val="32"/>
+          <w:color w:val="000000" w:themeColor="text1"/>
+        </w:rPr>
+        <w:t xml:space="preserve"> </w:t>
+      </w:r>
+      <w:proofErr w:type="spellStart"/>
+      <w:r>
+        <w:rPr>
+          <w:rFonts w:ascii="Times New Roman" w:hAnsi="Times New Roman" w:cs="Times New Roman"/>
+          <w:b/>
+          <w:bCs/>
+          <w:color w:val="000000" w:themeColor="text1"/>
         </w:rPr>
         <w:t>ra</w:t>
       </w:r>
@@ -39302,12 +39023,12 @@
     </w:p>
     <w:p>
       <w:pPr>
-        <w:rPr>
-          <w:rFonts w:ascii="Times New Roman" w:hAnsi="Times New Roman" w:cs="Times New Roman"/>
-          <w:b/>
-          <w:bCs/>
-          <w:sz w:val="32"/>
-          <w:szCs w:val="32"/>
+        <w:pStyle w:val="Heading3"/>
+        <w:rPr>
+          <w:rFonts w:ascii="Times New Roman" w:hAnsi="Times New Roman" w:cs="Times New Roman"/>
+          <w:b/>
+          <w:bCs/>
+          <w:color w:val="000000" w:themeColor="text1"/>
         </w:rPr>
       </w:pPr>
       <w:r>
@@ -39315,8 +39036,7 @@
           <w:rFonts w:ascii="Times New Roman" w:hAnsi="Times New Roman" w:cs="Times New Roman"/>
           <w:b/>
           <w:bCs/>
-          <w:sz w:val="32"/>
-          <w:szCs w:val="32"/>
+          <w:color w:val="000000" w:themeColor="text1"/>
         </w:rPr>
         <w:t xml:space="preserve">7.3.6 </w:t>
       </w:r>
@@ -39326,8 +39046,7 @@
           <w:rFonts w:ascii="Times New Roman" w:hAnsi="Times New Roman" w:cs="Times New Roman"/>
           <w:b/>
           <w:bCs/>
-          <w:sz w:val="32"/>
-          <w:szCs w:val="32"/>
+          <w:color w:val="000000" w:themeColor="text1"/>
         </w:rPr>
         <w:t>Nhiễm</w:t>
       </w:r>
@@ -39337,19 +39056,17 @@
           <w:rFonts w:ascii="Times New Roman" w:hAnsi="Times New Roman" w:cs="Times New Roman"/>
           <w:b/>
           <w:bCs/>
-          <w:sz w:val="32"/>
-          <w:szCs w:val="32"/>
-        </w:rPr>
-        <w:t xml:space="preserve"> </w:t>
-      </w:r>
-      <w:proofErr w:type="spellStart"/>
-      <w:r>
-        <w:rPr>
-          <w:rFonts w:ascii="Times New Roman" w:hAnsi="Times New Roman" w:cs="Times New Roman"/>
-          <w:b/>
-          <w:bCs/>
-          <w:sz w:val="32"/>
-          <w:szCs w:val="32"/>
+          <w:color w:val="000000" w:themeColor="text1"/>
+        </w:rPr>
+        <w:t xml:space="preserve"> </w:t>
+      </w:r>
+      <w:proofErr w:type="spellStart"/>
+      <w:r>
+        <w:rPr>
+          <w:rFonts w:ascii="Times New Roman" w:hAnsi="Times New Roman" w:cs="Times New Roman"/>
+          <w:b/>
+          <w:bCs/>
+          <w:color w:val="000000" w:themeColor="text1"/>
         </w:rPr>
         <w:t>trùng</w:t>
       </w:r>
@@ -40560,16 +40277,34 @@
           <w:sz w:val="32"/>
           <w:szCs w:val="32"/>
         </w:rPr>
-        <w:t xml:space="preserve"> phá h</w:t>
-      </w:r>
-      <w:proofErr w:type="spellStart"/>
-      <w:r>
-        <w:rPr>
-          <w:rFonts w:ascii="Times New Roman" w:hAnsi="Times New Roman" w:cs="Times New Roman"/>
-          <w:sz w:val="32"/>
-          <w:szCs w:val="32"/>
-        </w:rPr>
-        <w:t>ủy</w:t>
+        <w:t xml:space="preserve"> </w:t>
+      </w:r>
+      <w:proofErr w:type="spellStart"/>
+      <w:r>
+        <w:rPr>
+          <w:rFonts w:ascii="Times New Roman" w:hAnsi="Times New Roman" w:cs="Times New Roman"/>
+          <w:sz w:val="32"/>
+          <w:szCs w:val="32"/>
+        </w:rPr>
+        <w:t>phá</w:t>
+      </w:r>
+      <w:proofErr w:type="spellEnd"/>
+      <w:r>
+        <w:rPr>
+          <w:rFonts w:ascii="Times New Roman" w:hAnsi="Times New Roman" w:cs="Times New Roman"/>
+          <w:sz w:val="32"/>
+          <w:szCs w:val="32"/>
+        </w:rPr>
+        <w:t xml:space="preserve"> </w:t>
+      </w:r>
+      <w:proofErr w:type="spellStart"/>
+      <w:r>
+        <w:rPr>
+          <w:rFonts w:ascii="Times New Roman" w:hAnsi="Times New Roman" w:cs="Times New Roman"/>
+          <w:sz w:val="32"/>
+          <w:szCs w:val="32"/>
+        </w:rPr>
+        <w:t>hủy</w:t>
       </w:r>
       <w:proofErr w:type="spellEnd"/>
       <w:r>
@@ -40934,12 +40669,12 @@
     </w:p>
     <w:p>
       <w:pPr>
-        <w:rPr>
-          <w:rFonts w:ascii="Times New Roman" w:hAnsi="Times New Roman" w:cs="Times New Roman"/>
-          <w:b/>
-          <w:bCs/>
-          <w:sz w:val="32"/>
-          <w:szCs w:val="32"/>
+        <w:pStyle w:val="Heading3"/>
+        <w:rPr>
+          <w:rFonts w:ascii="Times New Roman" w:hAnsi="Times New Roman" w:cs="Times New Roman"/>
+          <w:b/>
+          <w:bCs/>
+          <w:color w:val="000000" w:themeColor="text1"/>
         </w:rPr>
       </w:pPr>
       <w:r>
@@ -40947,8 +40682,7 @@
           <w:rFonts w:ascii="Times New Roman" w:hAnsi="Times New Roman" w:cs="Times New Roman"/>
           <w:b/>
           <w:bCs/>
-          <w:sz w:val="32"/>
-          <w:szCs w:val="32"/>
+          <w:color w:val="000000" w:themeColor="text1"/>
         </w:rPr>
         <w:t xml:space="preserve">7.3.7 Các </w:t>
       </w:r>
@@ -40958,8 +40692,7 @@
           <w:rFonts w:ascii="Times New Roman" w:hAnsi="Times New Roman" w:cs="Times New Roman"/>
           <w:b/>
           <w:bCs/>
-          <w:sz w:val="32"/>
-          <w:szCs w:val="32"/>
+          <w:color w:val="000000" w:themeColor="text1"/>
         </w:rPr>
         <w:t>dạng</w:t>
       </w:r>
@@ -40969,19 +40702,17 @@
           <w:rFonts w:ascii="Times New Roman" w:hAnsi="Times New Roman" w:cs="Times New Roman"/>
           <w:b/>
           <w:bCs/>
-          <w:sz w:val="32"/>
-          <w:szCs w:val="32"/>
-        </w:rPr>
-        <w:t xml:space="preserve"> </w:t>
-      </w:r>
-      <w:proofErr w:type="spellStart"/>
-      <w:r>
-        <w:rPr>
-          <w:rFonts w:ascii="Times New Roman" w:hAnsi="Times New Roman" w:cs="Times New Roman"/>
-          <w:b/>
-          <w:bCs/>
-          <w:sz w:val="32"/>
-          <w:szCs w:val="32"/>
+          <w:color w:val="000000" w:themeColor="text1"/>
+        </w:rPr>
+        <w:t xml:space="preserve"> </w:t>
+      </w:r>
+      <w:proofErr w:type="spellStart"/>
+      <w:r>
+        <w:rPr>
+          <w:rFonts w:ascii="Times New Roman" w:hAnsi="Times New Roman" w:cs="Times New Roman"/>
+          <w:b/>
+          <w:bCs/>
+          <w:color w:val="000000" w:themeColor="text1"/>
         </w:rPr>
         <w:t>hiếm</w:t>
       </w:r>
@@ -40991,19 +40722,17 @@
           <w:rFonts w:ascii="Times New Roman" w:hAnsi="Times New Roman" w:cs="Times New Roman"/>
           <w:b/>
           <w:bCs/>
-          <w:sz w:val="32"/>
-          <w:szCs w:val="32"/>
-        </w:rPr>
-        <w:t xml:space="preserve"> </w:t>
-      </w:r>
-      <w:proofErr w:type="spellStart"/>
-      <w:r>
-        <w:rPr>
-          <w:rFonts w:ascii="Times New Roman" w:hAnsi="Times New Roman" w:cs="Times New Roman"/>
-          <w:b/>
-          <w:bCs/>
-          <w:sz w:val="32"/>
-          <w:szCs w:val="32"/>
+          <w:color w:val="000000" w:themeColor="text1"/>
+        </w:rPr>
+        <w:t xml:space="preserve"> </w:t>
+      </w:r>
+      <w:proofErr w:type="spellStart"/>
+      <w:r>
+        <w:rPr>
+          <w:rFonts w:ascii="Times New Roman" w:hAnsi="Times New Roman" w:cs="Times New Roman"/>
+          <w:b/>
+          <w:bCs/>
+          <w:color w:val="000000" w:themeColor="text1"/>
         </w:rPr>
         <w:t>gặp</w:t>
       </w:r>
@@ -41013,19 +40742,17 @@
           <w:rFonts w:ascii="Times New Roman" w:hAnsi="Times New Roman" w:cs="Times New Roman"/>
           <w:b/>
           <w:bCs/>
-          <w:sz w:val="32"/>
-          <w:szCs w:val="32"/>
-        </w:rPr>
-        <w:t xml:space="preserve"> </w:t>
-      </w:r>
-      <w:proofErr w:type="spellStart"/>
-      <w:r>
-        <w:rPr>
-          <w:rFonts w:ascii="Times New Roman" w:hAnsi="Times New Roman" w:cs="Times New Roman"/>
-          <w:b/>
-          <w:bCs/>
-          <w:sz w:val="32"/>
-          <w:szCs w:val="32"/>
+          <w:color w:val="000000" w:themeColor="text1"/>
+        </w:rPr>
+        <w:t xml:space="preserve"> </w:t>
+      </w:r>
+      <w:proofErr w:type="spellStart"/>
+      <w:r>
+        <w:rPr>
+          <w:rFonts w:ascii="Times New Roman" w:hAnsi="Times New Roman" w:cs="Times New Roman"/>
+          <w:b/>
+          <w:bCs/>
+          <w:color w:val="000000" w:themeColor="text1"/>
         </w:rPr>
         <w:t>nhưng</w:t>
       </w:r>
@@ -41035,19 +40762,17 @@
           <w:rFonts w:ascii="Times New Roman" w:hAnsi="Times New Roman" w:cs="Times New Roman"/>
           <w:b/>
           <w:bCs/>
-          <w:sz w:val="32"/>
-          <w:szCs w:val="32"/>
-        </w:rPr>
-        <w:t xml:space="preserve"> </w:t>
-      </w:r>
-      <w:proofErr w:type="spellStart"/>
-      <w:r>
-        <w:rPr>
-          <w:rFonts w:ascii="Times New Roman" w:hAnsi="Times New Roman" w:cs="Times New Roman"/>
-          <w:b/>
-          <w:bCs/>
-          <w:sz w:val="32"/>
-          <w:szCs w:val="32"/>
+          <w:color w:val="000000" w:themeColor="text1"/>
+        </w:rPr>
+        <w:t xml:space="preserve"> </w:t>
+      </w:r>
+      <w:proofErr w:type="spellStart"/>
+      <w:r>
+        <w:rPr>
+          <w:rFonts w:ascii="Times New Roman" w:hAnsi="Times New Roman" w:cs="Times New Roman"/>
+          <w:b/>
+          <w:bCs/>
+          <w:color w:val="000000" w:themeColor="text1"/>
         </w:rPr>
         <w:t>cụ</w:t>
       </w:r>
@@ -41057,19 +40782,17 @@
           <w:rFonts w:ascii="Times New Roman" w:hAnsi="Times New Roman" w:cs="Times New Roman"/>
           <w:b/>
           <w:bCs/>
-          <w:sz w:val="32"/>
-          <w:szCs w:val="32"/>
-        </w:rPr>
-        <w:t xml:space="preserve"> </w:t>
-      </w:r>
-      <w:proofErr w:type="spellStart"/>
-      <w:r>
-        <w:rPr>
-          <w:rFonts w:ascii="Times New Roman" w:hAnsi="Times New Roman" w:cs="Times New Roman"/>
-          <w:b/>
-          <w:bCs/>
-          <w:sz w:val="32"/>
-          <w:szCs w:val="32"/>
+          <w:color w:val="000000" w:themeColor="text1"/>
+        </w:rPr>
+        <w:t xml:space="preserve"> </w:t>
+      </w:r>
+      <w:proofErr w:type="spellStart"/>
+      <w:r>
+        <w:rPr>
+          <w:rFonts w:ascii="Times New Roman" w:hAnsi="Times New Roman" w:cs="Times New Roman"/>
+          <w:b/>
+          <w:bCs/>
+          <w:color w:val="000000" w:themeColor="text1"/>
         </w:rPr>
         <w:t>thể</w:t>
       </w:r>
@@ -41079,19 +40802,17 @@
           <w:rFonts w:ascii="Times New Roman" w:hAnsi="Times New Roman" w:cs="Times New Roman"/>
           <w:b/>
           <w:bCs/>
-          <w:sz w:val="32"/>
-          <w:szCs w:val="32"/>
-        </w:rPr>
-        <w:t xml:space="preserve"> </w:t>
-      </w:r>
-      <w:proofErr w:type="spellStart"/>
-      <w:r>
-        <w:rPr>
-          <w:rFonts w:ascii="Times New Roman" w:hAnsi="Times New Roman" w:cs="Times New Roman"/>
-          <w:b/>
-          <w:bCs/>
-          <w:sz w:val="32"/>
-          <w:szCs w:val="32"/>
+          <w:color w:val="000000" w:themeColor="text1"/>
+        </w:rPr>
+        <w:t xml:space="preserve"> </w:t>
+      </w:r>
+      <w:proofErr w:type="spellStart"/>
+      <w:r>
+        <w:rPr>
+          <w:rFonts w:ascii="Times New Roman" w:hAnsi="Times New Roman" w:cs="Times New Roman"/>
+          <w:b/>
+          <w:bCs/>
+          <w:color w:val="000000" w:themeColor="text1"/>
         </w:rPr>
         <w:t>của</w:t>
       </w:r>
@@ -41101,19 +40822,17 @@
           <w:rFonts w:ascii="Times New Roman" w:hAnsi="Times New Roman" w:cs="Times New Roman"/>
           <w:b/>
           <w:bCs/>
-          <w:sz w:val="32"/>
-          <w:szCs w:val="32"/>
-        </w:rPr>
-        <w:t xml:space="preserve"> </w:t>
-      </w:r>
-      <w:proofErr w:type="spellStart"/>
-      <w:r>
-        <w:rPr>
-          <w:rFonts w:ascii="Times New Roman" w:hAnsi="Times New Roman" w:cs="Times New Roman"/>
-          <w:b/>
-          <w:bCs/>
-          <w:sz w:val="32"/>
-          <w:szCs w:val="32"/>
+          <w:color w:val="000000" w:themeColor="text1"/>
+        </w:rPr>
+        <w:t xml:space="preserve"> </w:t>
+      </w:r>
+      <w:proofErr w:type="spellStart"/>
+      <w:r>
+        <w:rPr>
+          <w:rFonts w:ascii="Times New Roman" w:hAnsi="Times New Roman" w:cs="Times New Roman"/>
+          <w:b/>
+          <w:bCs/>
+          <w:color w:val="000000" w:themeColor="text1"/>
         </w:rPr>
         <w:t>bệnh</w:t>
       </w:r>
@@ -41123,19 +40842,17 @@
           <w:rFonts w:ascii="Times New Roman" w:hAnsi="Times New Roman" w:cs="Times New Roman"/>
           <w:b/>
           <w:bCs/>
-          <w:sz w:val="32"/>
-          <w:szCs w:val="32"/>
-        </w:rPr>
-        <w:t xml:space="preserve"> </w:t>
-      </w:r>
-      <w:proofErr w:type="spellStart"/>
-      <w:r>
-        <w:rPr>
-          <w:rFonts w:ascii="Times New Roman" w:hAnsi="Times New Roman" w:cs="Times New Roman"/>
-          <w:b/>
-          <w:bCs/>
-          <w:sz w:val="32"/>
-          <w:szCs w:val="32"/>
+          <w:color w:val="000000" w:themeColor="text1"/>
+        </w:rPr>
+        <w:t xml:space="preserve"> </w:t>
+      </w:r>
+      <w:proofErr w:type="spellStart"/>
+      <w:r>
+        <w:rPr>
+          <w:rFonts w:ascii="Times New Roman" w:hAnsi="Times New Roman" w:cs="Times New Roman"/>
+          <w:b/>
+          <w:bCs/>
+          <w:color w:val="000000" w:themeColor="text1"/>
         </w:rPr>
         <w:t>đái</w:t>
       </w:r>
@@ -41145,19 +40862,17 @@
           <w:rFonts w:ascii="Times New Roman" w:hAnsi="Times New Roman" w:cs="Times New Roman"/>
           <w:b/>
           <w:bCs/>
-          <w:sz w:val="32"/>
-          <w:szCs w:val="32"/>
-        </w:rPr>
-        <w:t xml:space="preserve"> </w:t>
-      </w:r>
-      <w:proofErr w:type="spellStart"/>
-      <w:r>
-        <w:rPr>
-          <w:rFonts w:ascii="Times New Roman" w:hAnsi="Times New Roman" w:cs="Times New Roman"/>
-          <w:b/>
-          <w:bCs/>
-          <w:sz w:val="32"/>
-          <w:szCs w:val="32"/>
+          <w:color w:val="000000" w:themeColor="text1"/>
+        </w:rPr>
+        <w:t xml:space="preserve"> </w:t>
+      </w:r>
+      <w:proofErr w:type="spellStart"/>
+      <w:r>
+        <w:rPr>
+          <w:rFonts w:ascii="Times New Roman" w:hAnsi="Times New Roman" w:cs="Times New Roman"/>
+          <w:b/>
+          <w:bCs/>
+          <w:color w:val="000000" w:themeColor="text1"/>
         </w:rPr>
         <w:t>tháo</w:t>
       </w:r>
@@ -41167,19 +40882,17 @@
           <w:rFonts w:ascii="Times New Roman" w:hAnsi="Times New Roman" w:cs="Times New Roman"/>
           <w:b/>
           <w:bCs/>
-          <w:sz w:val="32"/>
-          <w:szCs w:val="32"/>
-        </w:rPr>
-        <w:t xml:space="preserve"> </w:t>
-      </w:r>
-      <w:proofErr w:type="spellStart"/>
-      <w:r>
-        <w:rPr>
-          <w:rFonts w:ascii="Times New Roman" w:hAnsi="Times New Roman" w:cs="Times New Roman"/>
-          <w:b/>
-          <w:bCs/>
-          <w:sz w:val="32"/>
-          <w:szCs w:val="32"/>
+          <w:color w:val="000000" w:themeColor="text1"/>
+        </w:rPr>
+        <w:t xml:space="preserve"> </w:t>
+      </w:r>
+      <w:proofErr w:type="spellStart"/>
+      <w:r>
+        <w:rPr>
+          <w:rFonts w:ascii="Times New Roman" w:hAnsi="Times New Roman" w:cs="Times New Roman"/>
+          <w:b/>
+          <w:bCs/>
+          <w:color w:val="000000" w:themeColor="text1"/>
         </w:rPr>
         <w:t>đường</w:t>
       </w:r>
@@ -41189,8 +40902,7 @@
           <w:rFonts w:ascii="Times New Roman" w:hAnsi="Times New Roman" w:cs="Times New Roman"/>
           <w:b/>
           <w:bCs/>
-          <w:sz w:val="32"/>
-          <w:szCs w:val="32"/>
+          <w:color w:val="000000" w:themeColor="text1"/>
         </w:rPr>
         <w:t xml:space="preserve"> do </w:t>
       </w:r>
@@ -41200,8 +40912,7 @@
           <w:rFonts w:ascii="Times New Roman" w:hAnsi="Times New Roman" w:cs="Times New Roman"/>
           <w:b/>
           <w:bCs/>
-          <w:sz w:val="32"/>
-          <w:szCs w:val="32"/>
+          <w:color w:val="000000" w:themeColor="text1"/>
         </w:rPr>
         <w:t>miễn</w:t>
       </w:r>
@@ -41211,19 +40922,17 @@
           <w:rFonts w:ascii="Times New Roman" w:hAnsi="Times New Roman" w:cs="Times New Roman"/>
           <w:b/>
           <w:bCs/>
-          <w:sz w:val="32"/>
-          <w:szCs w:val="32"/>
-        </w:rPr>
-        <w:t xml:space="preserve"> </w:t>
-      </w:r>
-      <w:proofErr w:type="spellStart"/>
-      <w:r>
-        <w:rPr>
-          <w:rFonts w:ascii="Times New Roman" w:hAnsi="Times New Roman" w:cs="Times New Roman"/>
-          <w:b/>
-          <w:bCs/>
-          <w:sz w:val="32"/>
-          <w:szCs w:val="32"/>
+          <w:color w:val="000000" w:themeColor="text1"/>
+        </w:rPr>
+        <w:t xml:space="preserve"> </w:t>
+      </w:r>
+      <w:proofErr w:type="spellStart"/>
+      <w:r>
+        <w:rPr>
+          <w:rFonts w:ascii="Times New Roman" w:hAnsi="Times New Roman" w:cs="Times New Roman"/>
+          <w:b/>
+          <w:bCs/>
+          <w:color w:val="000000" w:themeColor="text1"/>
         </w:rPr>
         <w:t>dịch</w:t>
       </w:r>
@@ -41233,19 +40942,17 @@
           <w:rFonts w:ascii="Times New Roman" w:hAnsi="Times New Roman" w:cs="Times New Roman"/>
           <w:b/>
           <w:bCs/>
-          <w:sz w:val="32"/>
-          <w:szCs w:val="32"/>
-        </w:rPr>
-        <w:t xml:space="preserve"> </w:t>
-      </w:r>
-      <w:proofErr w:type="spellStart"/>
-      <w:r>
-        <w:rPr>
-          <w:rFonts w:ascii="Times New Roman" w:hAnsi="Times New Roman" w:cs="Times New Roman"/>
-          <w:b/>
-          <w:bCs/>
-          <w:sz w:val="32"/>
-          <w:szCs w:val="32"/>
+          <w:color w:val="000000" w:themeColor="text1"/>
+        </w:rPr>
+        <w:t xml:space="preserve"> </w:t>
+      </w:r>
+      <w:proofErr w:type="spellStart"/>
+      <w:r>
+        <w:rPr>
+          <w:rFonts w:ascii="Times New Roman" w:hAnsi="Times New Roman" w:cs="Times New Roman"/>
+          <w:b/>
+          <w:bCs/>
+          <w:color w:val="000000" w:themeColor="text1"/>
         </w:rPr>
         <w:t>gây</w:t>
       </w:r>
@@ -41255,19 +40962,17 @@
           <w:rFonts w:ascii="Times New Roman" w:hAnsi="Times New Roman" w:cs="Times New Roman"/>
           <w:b/>
           <w:bCs/>
-          <w:sz w:val="32"/>
-          <w:szCs w:val="32"/>
-        </w:rPr>
-        <w:t xml:space="preserve"> </w:t>
-      </w:r>
-      <w:proofErr w:type="spellStart"/>
-      <w:r>
-        <w:rPr>
-          <w:rFonts w:ascii="Times New Roman" w:hAnsi="Times New Roman" w:cs="Times New Roman"/>
-          <w:b/>
-          <w:bCs/>
-          <w:sz w:val="32"/>
-          <w:szCs w:val="32"/>
+          <w:color w:val="000000" w:themeColor="text1"/>
+        </w:rPr>
+        <w:t xml:space="preserve"> </w:t>
+      </w:r>
+      <w:proofErr w:type="spellStart"/>
+      <w:r>
+        <w:rPr>
+          <w:rFonts w:ascii="Times New Roman" w:hAnsi="Times New Roman" w:cs="Times New Roman"/>
+          <w:b/>
+          <w:bCs/>
+          <w:color w:val="000000" w:themeColor="text1"/>
         </w:rPr>
         <w:t>ra</w:t>
       </w:r>
@@ -45434,12 +45139,12 @@
     </w:p>
     <w:p>
       <w:pPr>
-        <w:rPr>
-          <w:rFonts w:ascii="Times New Roman" w:hAnsi="Times New Roman" w:cs="Times New Roman"/>
-          <w:b/>
-          <w:bCs/>
-          <w:sz w:val="32"/>
-          <w:szCs w:val="32"/>
+        <w:pStyle w:val="Heading3"/>
+        <w:rPr>
+          <w:rFonts w:ascii="Times New Roman" w:hAnsi="Times New Roman" w:cs="Times New Roman"/>
+          <w:b/>
+          <w:bCs/>
+          <w:color w:val="000000" w:themeColor="text1"/>
         </w:rPr>
       </w:pPr>
       <w:r>
@@ -45447,8 +45152,7 @@
           <w:rFonts w:ascii="Times New Roman" w:hAnsi="Times New Roman" w:cs="Times New Roman"/>
           <w:b/>
           <w:bCs/>
-          <w:sz w:val="32"/>
-          <w:szCs w:val="32"/>
+          <w:color w:val="000000" w:themeColor="text1"/>
         </w:rPr>
         <w:lastRenderedPageBreak/>
         <w:t xml:space="preserve">7.3.8 Các </w:t>
@@ -45459,8 +45163,7 @@
           <w:rFonts w:ascii="Times New Roman" w:hAnsi="Times New Roman" w:cs="Times New Roman"/>
           <w:b/>
           <w:bCs/>
-          <w:sz w:val="32"/>
-          <w:szCs w:val="32"/>
+          <w:color w:val="000000" w:themeColor="text1"/>
         </w:rPr>
         <w:t>hội</w:t>
       </w:r>
@@ -45470,19 +45173,17 @@
           <w:rFonts w:ascii="Times New Roman" w:hAnsi="Times New Roman" w:cs="Times New Roman"/>
           <w:b/>
           <w:bCs/>
-          <w:sz w:val="32"/>
-          <w:szCs w:val="32"/>
-        </w:rPr>
-        <w:t xml:space="preserve"> </w:t>
-      </w:r>
-      <w:proofErr w:type="spellStart"/>
-      <w:r>
-        <w:rPr>
-          <w:rFonts w:ascii="Times New Roman" w:hAnsi="Times New Roman" w:cs="Times New Roman"/>
-          <w:b/>
-          <w:bCs/>
-          <w:sz w:val="32"/>
-          <w:szCs w:val="32"/>
+          <w:color w:val="000000" w:themeColor="text1"/>
+        </w:rPr>
+        <w:t xml:space="preserve"> </w:t>
+      </w:r>
+      <w:proofErr w:type="spellStart"/>
+      <w:r>
+        <w:rPr>
+          <w:rFonts w:ascii="Times New Roman" w:hAnsi="Times New Roman" w:cs="Times New Roman"/>
+          <w:b/>
+          <w:bCs/>
+          <w:color w:val="000000" w:themeColor="text1"/>
         </w:rPr>
         <w:t>chứng</w:t>
       </w:r>
@@ -45492,8 +45193,7 @@
           <w:rFonts w:ascii="Times New Roman" w:hAnsi="Times New Roman" w:cs="Times New Roman"/>
           <w:b/>
           <w:bCs/>
-          <w:sz w:val="32"/>
-          <w:szCs w:val="32"/>
+          <w:color w:val="000000" w:themeColor="text1"/>
         </w:rPr>
         <w:t xml:space="preserve"> di </w:t>
       </w:r>
@@ -45503,8 +45203,7 @@
           <w:rFonts w:ascii="Times New Roman" w:hAnsi="Times New Roman" w:cs="Times New Roman"/>
           <w:b/>
           <w:bCs/>
-          <w:sz w:val="32"/>
-          <w:szCs w:val="32"/>
+          <w:color w:val="000000" w:themeColor="text1"/>
         </w:rPr>
         <w:t>truyền</w:t>
       </w:r>
@@ -45514,19 +45213,17 @@
           <w:rFonts w:ascii="Times New Roman" w:hAnsi="Times New Roman" w:cs="Times New Roman"/>
           <w:b/>
           <w:bCs/>
-          <w:sz w:val="32"/>
-          <w:szCs w:val="32"/>
-        </w:rPr>
-        <w:t xml:space="preserve"> </w:t>
-      </w:r>
-      <w:proofErr w:type="spellStart"/>
-      <w:r>
-        <w:rPr>
-          <w:rFonts w:ascii="Times New Roman" w:hAnsi="Times New Roman" w:cs="Times New Roman"/>
-          <w:b/>
-          <w:bCs/>
-          <w:sz w:val="32"/>
-          <w:szCs w:val="32"/>
+          <w:color w:val="000000" w:themeColor="text1"/>
+        </w:rPr>
+        <w:t xml:space="preserve"> </w:t>
+      </w:r>
+      <w:proofErr w:type="spellStart"/>
+      <w:r>
+        <w:rPr>
+          <w:rFonts w:ascii="Times New Roman" w:hAnsi="Times New Roman" w:cs="Times New Roman"/>
+          <w:b/>
+          <w:bCs/>
+          <w:color w:val="000000" w:themeColor="text1"/>
         </w:rPr>
         <w:t>khác</w:t>
       </w:r>
@@ -45536,19 +45233,17 @@
           <w:rFonts w:ascii="Times New Roman" w:hAnsi="Times New Roman" w:cs="Times New Roman"/>
           <w:b/>
           <w:bCs/>
-          <w:sz w:val="32"/>
-          <w:szCs w:val="32"/>
-        </w:rPr>
-        <w:t xml:space="preserve"> </w:t>
-      </w:r>
-      <w:proofErr w:type="spellStart"/>
-      <w:r>
-        <w:rPr>
-          <w:rFonts w:ascii="Times New Roman" w:hAnsi="Times New Roman" w:cs="Times New Roman"/>
-          <w:b/>
-          <w:bCs/>
-          <w:sz w:val="32"/>
-          <w:szCs w:val="32"/>
+          <w:color w:val="000000" w:themeColor="text1"/>
+        </w:rPr>
+        <w:t xml:space="preserve"> </w:t>
+      </w:r>
+      <w:proofErr w:type="spellStart"/>
+      <w:r>
+        <w:rPr>
+          <w:rFonts w:ascii="Times New Roman" w:hAnsi="Times New Roman" w:cs="Times New Roman"/>
+          <w:b/>
+          <w:bCs/>
+          <w:color w:val="000000" w:themeColor="text1"/>
         </w:rPr>
         <w:t>đôi</w:t>
       </w:r>
@@ -45558,19 +45253,17 @@
           <w:rFonts w:ascii="Times New Roman" w:hAnsi="Times New Roman" w:cs="Times New Roman"/>
           <w:b/>
           <w:bCs/>
-          <w:sz w:val="32"/>
-          <w:szCs w:val="32"/>
-        </w:rPr>
-        <w:t xml:space="preserve"> </w:t>
-      </w:r>
-      <w:proofErr w:type="spellStart"/>
-      <w:r>
-        <w:rPr>
-          <w:rFonts w:ascii="Times New Roman" w:hAnsi="Times New Roman" w:cs="Times New Roman"/>
-          <w:b/>
-          <w:bCs/>
-          <w:sz w:val="32"/>
-          <w:szCs w:val="32"/>
+          <w:color w:val="000000" w:themeColor="text1"/>
+        </w:rPr>
+        <w:t xml:space="preserve"> </w:t>
+      </w:r>
+      <w:proofErr w:type="spellStart"/>
+      <w:r>
+        <w:rPr>
+          <w:rFonts w:ascii="Times New Roman" w:hAnsi="Times New Roman" w:cs="Times New Roman"/>
+          <w:b/>
+          <w:bCs/>
+          <w:color w:val="000000" w:themeColor="text1"/>
         </w:rPr>
         <w:t>khi</w:t>
       </w:r>
@@ -45580,19 +45273,17 @@
           <w:rFonts w:ascii="Times New Roman" w:hAnsi="Times New Roman" w:cs="Times New Roman"/>
           <w:b/>
           <w:bCs/>
-          <w:sz w:val="32"/>
-          <w:szCs w:val="32"/>
-        </w:rPr>
-        <w:t xml:space="preserve"> </w:t>
-      </w:r>
-      <w:proofErr w:type="spellStart"/>
-      <w:r>
-        <w:rPr>
-          <w:rFonts w:ascii="Times New Roman" w:hAnsi="Times New Roman" w:cs="Times New Roman"/>
-          <w:b/>
-          <w:bCs/>
-          <w:sz w:val="32"/>
-          <w:szCs w:val="32"/>
+          <w:color w:val="000000" w:themeColor="text1"/>
+        </w:rPr>
+        <w:t xml:space="preserve"> </w:t>
+      </w:r>
+      <w:proofErr w:type="spellStart"/>
+      <w:r>
+        <w:rPr>
+          <w:rFonts w:ascii="Times New Roman" w:hAnsi="Times New Roman" w:cs="Times New Roman"/>
+          <w:b/>
+          <w:bCs/>
+          <w:color w:val="000000" w:themeColor="text1"/>
         </w:rPr>
         <w:t>liên</w:t>
       </w:r>
@@ -45602,19 +45293,17 @@
           <w:rFonts w:ascii="Times New Roman" w:hAnsi="Times New Roman" w:cs="Times New Roman"/>
           <w:b/>
           <w:bCs/>
-          <w:sz w:val="32"/>
-          <w:szCs w:val="32"/>
-        </w:rPr>
-        <w:t xml:space="preserve"> </w:t>
-      </w:r>
-      <w:proofErr w:type="spellStart"/>
-      <w:r>
-        <w:rPr>
-          <w:rFonts w:ascii="Times New Roman" w:hAnsi="Times New Roman" w:cs="Times New Roman"/>
-          <w:b/>
-          <w:bCs/>
-          <w:sz w:val="32"/>
-          <w:szCs w:val="32"/>
+          <w:color w:val="000000" w:themeColor="text1"/>
+        </w:rPr>
+        <w:t xml:space="preserve"> </w:t>
+      </w:r>
+      <w:proofErr w:type="spellStart"/>
+      <w:r>
+        <w:rPr>
+          <w:rFonts w:ascii="Times New Roman" w:hAnsi="Times New Roman" w:cs="Times New Roman"/>
+          <w:b/>
+          <w:bCs/>
+          <w:color w:val="000000" w:themeColor="text1"/>
         </w:rPr>
         <w:t>quan</w:t>
       </w:r>
@@ -45624,19 +45313,17 @@
           <w:rFonts w:ascii="Times New Roman" w:hAnsi="Times New Roman" w:cs="Times New Roman"/>
           <w:b/>
           <w:bCs/>
-          <w:sz w:val="32"/>
-          <w:szCs w:val="32"/>
-        </w:rPr>
-        <w:t xml:space="preserve"> </w:t>
-      </w:r>
-      <w:proofErr w:type="spellStart"/>
-      <w:r>
-        <w:rPr>
-          <w:rFonts w:ascii="Times New Roman" w:hAnsi="Times New Roman" w:cs="Times New Roman"/>
-          <w:b/>
-          <w:bCs/>
-          <w:sz w:val="32"/>
-          <w:szCs w:val="32"/>
+          <w:color w:val="000000" w:themeColor="text1"/>
+        </w:rPr>
+        <w:t xml:space="preserve"> </w:t>
+      </w:r>
+      <w:proofErr w:type="spellStart"/>
+      <w:r>
+        <w:rPr>
+          <w:rFonts w:ascii="Times New Roman" w:hAnsi="Times New Roman" w:cs="Times New Roman"/>
+          <w:b/>
+          <w:bCs/>
+          <w:color w:val="000000" w:themeColor="text1"/>
         </w:rPr>
         <w:t>đến</w:t>
       </w:r>
@@ -45646,19 +45333,17 @@
           <w:rFonts w:ascii="Times New Roman" w:hAnsi="Times New Roman" w:cs="Times New Roman"/>
           <w:b/>
           <w:bCs/>
-          <w:sz w:val="32"/>
-          <w:szCs w:val="32"/>
-        </w:rPr>
-        <w:t xml:space="preserve"> </w:t>
-      </w:r>
-      <w:proofErr w:type="spellStart"/>
-      <w:r>
-        <w:rPr>
-          <w:rFonts w:ascii="Times New Roman" w:hAnsi="Times New Roman" w:cs="Times New Roman"/>
-          <w:b/>
-          <w:bCs/>
-          <w:sz w:val="32"/>
-          <w:szCs w:val="32"/>
+          <w:color w:val="000000" w:themeColor="text1"/>
+        </w:rPr>
+        <w:t xml:space="preserve"> </w:t>
+      </w:r>
+      <w:proofErr w:type="spellStart"/>
+      <w:r>
+        <w:rPr>
+          <w:rFonts w:ascii="Times New Roman" w:hAnsi="Times New Roman" w:cs="Times New Roman"/>
+          <w:b/>
+          <w:bCs/>
+          <w:color w:val="000000" w:themeColor="text1"/>
         </w:rPr>
         <w:t>đái</w:t>
       </w:r>
@@ -45668,19 +45353,17 @@
           <w:rFonts w:ascii="Times New Roman" w:hAnsi="Times New Roman" w:cs="Times New Roman"/>
           <w:b/>
           <w:bCs/>
-          <w:sz w:val="32"/>
-          <w:szCs w:val="32"/>
-        </w:rPr>
-        <w:t xml:space="preserve"> </w:t>
-      </w:r>
-      <w:proofErr w:type="spellStart"/>
-      <w:r>
-        <w:rPr>
-          <w:rFonts w:ascii="Times New Roman" w:hAnsi="Times New Roman" w:cs="Times New Roman"/>
-          <w:b/>
-          <w:bCs/>
-          <w:sz w:val="32"/>
-          <w:szCs w:val="32"/>
+          <w:color w:val="000000" w:themeColor="text1"/>
+        </w:rPr>
+        <w:t xml:space="preserve"> </w:t>
+      </w:r>
+      <w:proofErr w:type="spellStart"/>
+      <w:r>
+        <w:rPr>
+          <w:rFonts w:ascii="Times New Roman" w:hAnsi="Times New Roman" w:cs="Times New Roman"/>
+          <w:b/>
+          <w:bCs/>
+          <w:color w:val="000000" w:themeColor="text1"/>
         </w:rPr>
         <w:t>tháo</w:t>
       </w:r>
@@ -45690,19 +45373,17 @@
           <w:rFonts w:ascii="Times New Roman" w:hAnsi="Times New Roman" w:cs="Times New Roman"/>
           <w:b/>
           <w:bCs/>
-          <w:sz w:val="32"/>
-          <w:szCs w:val="32"/>
-        </w:rPr>
-        <w:t xml:space="preserve"> </w:t>
-      </w:r>
-      <w:proofErr w:type="spellStart"/>
-      <w:r>
-        <w:rPr>
-          <w:rFonts w:ascii="Times New Roman" w:hAnsi="Times New Roman" w:cs="Times New Roman"/>
-          <w:b/>
-          <w:bCs/>
-          <w:sz w:val="32"/>
-          <w:szCs w:val="32"/>
+          <w:color w:val="000000" w:themeColor="text1"/>
+        </w:rPr>
+        <w:t xml:space="preserve"> </w:t>
+      </w:r>
+      <w:proofErr w:type="spellStart"/>
+      <w:r>
+        <w:rPr>
+          <w:rFonts w:ascii="Times New Roman" w:hAnsi="Times New Roman" w:cs="Times New Roman"/>
+          <w:b/>
+          <w:bCs/>
+          <w:color w:val="000000" w:themeColor="text1"/>
         </w:rPr>
         <w:t>đường</w:t>
       </w:r>
@@ -50085,7 +49766,6 @@
     <w:next w:val="Normal"/>
     <w:link w:val="Heading2Char"/>
     <w:uiPriority w:val="9"/>
-    <w:semiHidden/>
     <w:unhideWhenUsed/>
     <w:qFormat/>
     <w:rsid w:val="004B363C"/>
@@ -50108,7 +49788,6 @@
     <w:next w:val="Normal"/>
     <w:link w:val="Heading3Char"/>
     <w:uiPriority w:val="9"/>
-    <w:semiHidden/>
     <w:unhideWhenUsed/>
     <w:qFormat/>
     <w:rsid w:val="004B363C"/>
@@ -50260,6 +49939,7 @@
   <w:style w:type="character" w:default="1" w:styleId="DefaultParagraphFont">
     <w:name w:val="Default Paragraph Font"/>
     <w:uiPriority w:val="1"/>
+    <w:semiHidden/>
     <w:unhideWhenUsed/>
   </w:style>
   <w:style w:type="table" w:default="1" w:styleId="TableNormal">
@@ -50301,7 +49981,6 @@
     <w:basedOn w:val="DefaultParagraphFont"/>
     <w:link w:val="Heading2"/>
     <w:uiPriority w:val="9"/>
-    <w:semiHidden/>
     <w:rsid w:val="004B363C"/>
     <w:rPr>
       <w:rFonts w:asciiTheme="majorHAnsi" w:eastAsiaTheme="majorEastAsia" w:hAnsiTheme="majorHAnsi" w:cstheme="majorBidi"/>
@@ -50315,7 +49994,6 @@
     <w:basedOn w:val="DefaultParagraphFont"/>
     <w:link w:val="Heading3"/>
     <w:uiPriority w:val="9"/>
-    <w:semiHidden/>
     <w:rsid w:val="004B363C"/>
     <w:rPr>
       <w:rFonts w:eastAsiaTheme="majorEastAsia" w:cstheme="majorBidi"/>
